--- a/Assignment 3B: Project process book/Assignment 3B - Project process book.docx
+++ b/Assignment 3B: Project process book/Assignment 3B - Project process book.docx
@@ -6,24 +6,179 @@
       <w:pPr>
         <w:jc w:val="center"/>
         <w:rPr>
+          <w:rFonts w:ascii="Arial" w:hAnsi="Arial" w:cs="Arial"/>
+        </w:rPr>
+      </w:pPr>
+      <w:r>
+        <w:rPr>
+          <w:rFonts w:ascii="Arial" w:hAnsi="Arial" w:cs="Arial"/>
+        </w:rPr>
+        <w:fldChar w:fldCharType="begin"/>
+      </w:r>
+      <w:r>
+        <w:rPr>
+          <w:rFonts w:ascii="Arial" w:hAnsi="Arial" w:cs="Arial"/>
+        </w:rPr>
+        <w:instrText xml:space="preserve"> INCLUDEPICTURE "https://encrypted-tbn0.gstatic.com/images?q=tbn:ANd9GcS74d6q7ngg1nyMp8gZWLFYYDd2pE14uWh-hA&amp;s" \* MERGEFORMATINET </w:instrText>
+      </w:r>
+      <w:r>
+        <w:rPr>
+          <w:rFonts w:ascii="Arial" w:hAnsi="Arial" w:cs="Arial"/>
+        </w:rPr>
+        <w:fldChar w:fldCharType="separate"/>
+      </w:r>
+      <w:r>
+        <w:rPr>
+          <w:rFonts w:ascii="Arial" w:hAnsi="Arial" w:cs="Arial"/>
+          <w:noProof/>
+        </w:rPr>
+        <w:drawing>
+          <wp:inline distT="0" distB="0" distL="0" distR="0" wp14:anchorId="41E146AF" wp14:editId="7A618801">
+            <wp:extent cx="1858617" cy="924775"/>
+            <wp:effectExtent l="0" t="0" r="0" b="2540"/>
+            <wp:docPr id="1689732538" name="Picture 2" descr="Swinburne University : Alumni Homepage"/>
+            <wp:cNvGraphicFramePr>
+              <a:graphicFrameLocks xmlns:a="http://schemas.openxmlformats.org/drawingml/2006/main" noChangeAspect="1"/>
+            </wp:cNvGraphicFramePr>
+            <a:graphic xmlns:a="http://schemas.openxmlformats.org/drawingml/2006/main">
+              <a:graphicData uri="http://schemas.openxmlformats.org/drawingml/2006/picture">
+                <pic:pic xmlns:pic="http://schemas.openxmlformats.org/drawingml/2006/picture">
+                  <pic:nvPicPr>
+                    <pic:cNvPr id="0" name="Picture 3" descr="Swinburne University : Alumni Homepage"/>
+                    <pic:cNvPicPr>
+                      <a:picLocks noChangeAspect="1" noChangeArrowheads="1"/>
+                    </pic:cNvPicPr>
+                  </pic:nvPicPr>
+                  <pic:blipFill>
+                    <a:blip r:embed="rId7">
+                      <a:extLst>
+                        <a:ext uri="{28A0092B-C50C-407E-A947-70E740481C1C}">
+                          <a14:useLocalDpi xmlns:a14="http://schemas.microsoft.com/office/drawing/2010/main" val="0"/>
+                        </a:ext>
+                      </a:extLst>
+                    </a:blip>
+                    <a:srcRect/>
+                    <a:stretch>
+                      <a:fillRect/>
+                    </a:stretch>
+                  </pic:blipFill>
+                  <pic:spPr bwMode="auto">
+                    <a:xfrm>
+                      <a:off x="0" y="0"/>
+                      <a:ext cx="1877408" cy="934125"/>
+                    </a:xfrm>
+                    <a:prstGeom prst="rect">
+                      <a:avLst/>
+                    </a:prstGeom>
+                    <a:noFill/>
+                    <a:ln>
+                      <a:noFill/>
+                    </a:ln>
+                  </pic:spPr>
+                </pic:pic>
+              </a:graphicData>
+            </a:graphic>
+          </wp:inline>
+        </w:drawing>
+      </w:r>
+      <w:r>
+        <w:rPr>
+          <w:rFonts w:ascii="Arial" w:hAnsi="Arial" w:cs="Arial"/>
+        </w:rPr>
+        <w:fldChar w:fldCharType="end"/>
+      </w:r>
+    </w:p>
+    <w:p>
+      <w:pPr>
+        <w:jc w:val="center"/>
+        <w:rPr>
+          <w:rFonts w:ascii="Arial" w:hAnsi="Arial" w:cs="Arial"/>
+        </w:rPr>
+      </w:pPr>
+    </w:p>
+    <w:p>
+      <w:pPr>
+        <w:jc w:val="center"/>
+        <w:rPr>
+          <w:b/>
+          <w:bCs/>
+          <w:color w:val="000000" w:themeColor="text1"/>
+          <w:sz w:val="32"/>
+          <w:szCs w:val="32"/>
+        </w:rPr>
+      </w:pPr>
+      <w:r>
+        <w:rPr>
+          <w:b/>
+          <w:bCs/>
+          <w:color w:val="000000" w:themeColor="text1"/>
+          <w:sz w:val="32"/>
+          <w:szCs w:val="32"/>
+        </w:rPr>
+        <w:t xml:space="preserve">Assignment 3B: Project Process Book </w:t>
+      </w:r>
+    </w:p>
+    <w:p>
+      <w:pPr>
+        <w:jc w:val="center"/>
+        <w:rPr>
+          <w:color w:val="000000" w:themeColor="text1"/>
+          <w:sz w:val="40"/>
+          <w:szCs w:val="40"/>
+          <w:shd w:val="clear" w:color="auto" w:fill="FFFFFF"/>
+        </w:rPr>
+      </w:pPr>
+      <w:r>
+        <w:rPr>
+          <w:color w:val="000000" w:themeColor="text1"/>
+          <w:sz w:val="40"/>
+          <w:szCs w:val="40"/>
+          <w:shd w:val="clear" w:color="auto" w:fill="FFFFFF"/>
+        </w:rPr>
+        <w:t xml:space="preserve">COS30045 – Data Visualisation </w:t>
+      </w:r>
+    </w:p>
+    <w:p>
+      <w:pPr>
+        <w:jc w:val="center"/>
+        <w:rPr>
+          <w:rStyle w:val="Strong"/>
+          <w:rFonts w:ascii="Arial" w:hAnsi="Arial" w:cs="Arial"/>
+          <w:b w:val="0"/>
+          <w:bCs w:val="0"/>
+          <w:color w:val="000000" w:themeColor="text1"/>
+          <w:shd w:val="clear" w:color="auto" w:fill="FFFFFF"/>
+        </w:rPr>
+      </w:pPr>
+      <w:r>
+        <w:rPr>
+          <w:color w:val="000000" w:themeColor="text1"/>
+          <w:shd w:val="clear" w:color="auto" w:fill="FFFFFF"/>
+        </w:rPr>
+        <w:t>Teaching Period 0</w:t>
+      </w:r>
+      <w:r>
+        <w:rPr>
+          <w:color w:val="000000" w:themeColor="text1"/>
+          <w:shd w:val="clear" w:color="auto" w:fill="FFFFFF"/>
+        </w:rPr>
+        <w:t>2, 2026</w:t>
+      </w:r>
+    </w:p>
+    <w:p>
+      <w:pPr>
+        <w:jc w:val="center"/>
+        <w:rPr>
           <w:b/>
           <w:bCs/>
           <w:sz w:val="36"/>
           <w:szCs w:val="36"/>
         </w:rPr>
       </w:pPr>
-      <w:r>
-        <w:rPr>
-          <w:b/>
-          <w:bCs/>
-          <w:sz w:val="36"/>
-          <w:szCs w:val="36"/>
-        </w:rPr>
-        <w:t>Healthcare Spending and Life Expectancy Across OECD Countries</w:t>
-      </w:r>
-    </w:p>
-    <w:p>
-      <w:pPr>
+    </w:p>
+    <w:p>
+      <w:pPr>
+        <w:jc w:val="center"/>
         <w:rPr>
           <w:color w:val="000000" w:themeColor="text1"/>
           <w:sz w:val="28"/>
@@ -32,11 +187,13 @@
       </w:pPr>
       <w:r>
         <w:rPr>
+          <w:b/>
+          <w:bCs/>
           <w:color w:val="000000" w:themeColor="text1"/>
           <w:sz w:val="28"/>
           <w:szCs w:val="28"/>
         </w:rPr>
-        <w:t>COS30045 – Data Visualisation</w:t>
+        <w:t>Project Topic:</w:t>
       </w:r>
       <w:r>
         <w:rPr>
@@ -44,408 +201,121 @@
           <w:sz w:val="28"/>
           <w:szCs w:val="28"/>
         </w:rPr>
-        <w:br/>
-        <w:t>Assignment 3B: Project Process Book</w:t>
-      </w:r>
-    </w:p>
-    <w:p>
-      <w:pPr>
+        <w:t xml:space="preserve"> OECD Health Statistics</w:t>
+      </w:r>
+    </w:p>
+    <w:p>
+      <w:pPr>
+        <w:jc w:val="center"/>
         <w:rPr>
           <w:color w:val="000000" w:themeColor="text1"/>
           <w:sz w:val="28"/>
           <w:szCs w:val="28"/>
         </w:rPr>
       </w:pPr>
-      <w:r>
+    </w:p>
+    <w:p>
+      <w:pPr>
+        <w:jc w:val="center"/>
+        <w:rPr>
+          <w:b/>
+          <w:bCs/>
+          <w:i/>
+          <w:iCs/>
+          <w:sz w:val="28"/>
+          <w:szCs w:val="28"/>
+        </w:rPr>
+      </w:pPr>
+      <w:r>
+        <w:rPr>
+          <w:b/>
+          <w:bCs/>
+          <w:i/>
+          <w:iCs/>
+          <w:sz w:val="28"/>
+          <w:szCs w:val="28"/>
+        </w:rPr>
+        <w:t>Healthcare Spending and Life Expectancy Across OECD Countries</w:t>
+      </w:r>
+    </w:p>
+    <w:p>
+      <w:pPr>
         <w:rPr>
           <w:color w:val="000000" w:themeColor="text1"/>
           <w:sz w:val="28"/>
           <w:szCs w:val="28"/>
         </w:rPr>
-        <w:t>Team Members:</w:t>
-      </w:r>
-      <w:r>
-        <w:rPr>
-          <w:color w:val="000000" w:themeColor="text1"/>
-          <w:sz w:val="28"/>
-          <w:szCs w:val="28"/>
-        </w:rPr>
-        <w:br/>
-        <w:t>Syed Muhammad Mahdi – 105172195</w:t>
-      </w:r>
-      <w:r>
-        <w:rPr>
-          <w:color w:val="000000" w:themeColor="text1"/>
-          <w:sz w:val="28"/>
-          <w:szCs w:val="28"/>
-        </w:rPr>
-        <w:br/>
-        <w:t>Dilhani Seneviratne – [Student ID]</w:t>
-      </w:r>
-    </w:p>
-    <w:p>
-      <w:pPr>
-        <w:rPr>
-          <w:color w:val="000000" w:themeColor="text1"/>
-          <w:sz w:val="28"/>
-          <w:szCs w:val="28"/>
-        </w:rPr>
-      </w:pPr>
-      <w:r>
-        <w:rPr>
-          <w:color w:val="000000" w:themeColor="text1"/>
-          <w:sz w:val="28"/>
-          <w:szCs w:val="28"/>
-        </w:rPr>
-        <w:t>Teaching Period: Teaching Period 2, 2026</w:t>
-      </w:r>
-    </w:p>
-    <w:p>
-      <w:pPr>
-        <w:rPr>
-          <w:color w:val="000000" w:themeColor="text1"/>
-          <w:sz w:val="28"/>
-          <w:szCs w:val="28"/>
-        </w:rPr>
-      </w:pPr>
-      <w:r>
-        <w:rPr>
-          <w:color w:val="000000" w:themeColor="text1"/>
-          <w:sz w:val="28"/>
-          <w:szCs w:val="28"/>
-        </w:rPr>
-        <w:t>Project Topic: OECD Health Statistics</w:t>
-      </w:r>
-    </w:p>
-    <w:p>
-      <w:pPr>
-        <w:rPr>
-          <w:color w:val="000000" w:themeColor="text1"/>
-          <w:sz w:val="28"/>
-          <w:szCs w:val="28"/>
-        </w:rPr>
-      </w:pPr>
-      <w:r>
-        <w:rPr>
-          <w:color w:val="000000" w:themeColor="text1"/>
-          <w:sz w:val="28"/>
-          <w:szCs w:val="28"/>
-        </w:rPr>
-        <w:t>Mercury Website: [Link to be added]</w:t>
-      </w:r>
-    </w:p>
-    <w:p>
-      <w:pPr>
-        <w:rPr>
-          <w:color w:val="000000" w:themeColor="text1"/>
-          <w:sz w:val="28"/>
-          <w:szCs w:val="28"/>
-        </w:rPr>
-      </w:pPr>
-      <w:r>
-        <w:rPr>
-          <w:color w:val="000000" w:themeColor="text1"/>
-          <w:sz w:val="28"/>
-          <w:szCs w:val="28"/>
-        </w:rPr>
-        <w:t xml:space="preserve">GitHub Link: </w:t>
-      </w:r>
-      <w:hyperlink r:id="rId5" w:history="1">
-        <w:r>
-          <w:rPr>
-            <w:rStyle w:val="Hyperlink"/>
-            <w:sz w:val="28"/>
-            <w:szCs w:val="28"/>
-          </w:rPr>
-          <w:t>SyedMahdi15/COS30045-Data-Visualisation-Project</w:t>
-        </w:r>
-      </w:hyperlink>
-    </w:p>
-    <w:p>
-      <w:pPr>
-        <w:rPr>
-          <w:color w:val="000000" w:themeColor="text1"/>
-          <w:sz w:val="28"/>
-          <w:szCs w:val="28"/>
-        </w:rPr>
-      </w:pPr>
-      <w:r>
-        <w:rPr>
-          <w:color w:val="000000" w:themeColor="text1"/>
-          <w:sz w:val="28"/>
-          <w:szCs w:val="28"/>
-        </w:rPr>
-        <w:t>Total Word Count: [To be added]</w:t>
-      </w:r>
-    </w:p>
-    <w:p/>
-    <w:p>
-      <w:r>
-        <w:br w:type="page"/>
-      </w:r>
-    </w:p>
-    <w:p>
-      <w:pPr>
-        <w:rPr>
-          <w:b/>
-          <w:bCs/>
-          <w:sz w:val="32"/>
-          <w:szCs w:val="32"/>
-        </w:rPr>
-      </w:pPr>
-      <w:r>
-        <w:rPr>
-          <w:b/>
-          <w:bCs/>
-          <w:sz w:val="32"/>
-          <w:szCs w:val="32"/>
-        </w:rPr>
-        <w:lastRenderedPageBreak/>
-        <w:t>1.</w:t>
-      </w:r>
-      <w:r>
-        <w:rPr>
-          <w:b/>
-          <w:bCs/>
-          <w:sz w:val="32"/>
-          <w:szCs w:val="32"/>
-        </w:rPr>
-        <w:t xml:space="preserve"> </w:t>
-      </w:r>
-      <w:r>
-        <w:rPr>
-          <w:b/>
-          <w:bCs/>
-          <w:sz w:val="32"/>
-          <w:szCs w:val="32"/>
-        </w:rPr>
-        <w:t>Introduction</w:t>
-      </w:r>
-    </w:p>
-    <w:p>
-      <w:pPr>
-        <w:rPr>
-          <w:b/>
-          <w:bCs/>
-          <w:sz w:val="28"/>
-          <w:szCs w:val="28"/>
-        </w:rPr>
-      </w:pPr>
-      <w:r>
-        <w:rPr>
-          <w:b/>
-          <w:bCs/>
-          <w:sz w:val="28"/>
-          <w:szCs w:val="28"/>
-        </w:rPr>
-        <w:t>1.1 Background and Motivation</w:t>
-      </w:r>
-    </w:p>
-    <w:p>
-      <w:r>
-        <w:t>Two key measures of a country's healthcare system and population health are healthcare expenditure and life expectancy. But countries invest varying levels of resources in health and have varying life expectancy results. The aim of this project is to examine the link between healthcare expenditure and life expectancy at the national level by investigating the spending patterns and life expectancy of selected OECD countries.</w:t>
-      </w:r>
-    </w:p>
-    <w:p>
-      <w:r>
-        <w:t>The visualisation will be beneficial to students, researchers, policymakers and the public interested in public health. Users will be able to compare countries, look at changes over time and find relationships between the cost of health care and the length of life. These comparisons will be easier to understand if presented visually as opposed to a large mass of raw data for analysis.</w:t>
-      </w:r>
-    </w:p>
-    <w:p>
-      <w:pPr>
-        <w:rPr>
-          <w:b/>
-          <w:bCs/>
-        </w:rPr>
-      </w:pPr>
-      <w:r>
-        <w:rPr>
-          <w:b/>
-          <w:bCs/>
-        </w:rPr>
-        <w:t>1.2 Visualisation Purpose</w:t>
-      </w:r>
-    </w:p>
-    <w:p>
-      <w:r>
-        <w:t>This project aims to examine how healthcare spending is linked to life expectancy in the selected OECD countries.</w:t>
-      </w:r>
-    </w:p>
-    <w:p>
-      <w:r>
-        <w:t>The aim of the visualisation will be to investigate the following questions:</w:t>
-      </w:r>
-    </w:p>
-    <w:p>
-      <w:pPr>
-        <w:pStyle w:val="ListParagraph"/>
-        <w:numPr>
-          <w:ilvl w:val="0"/>
-          <w:numId w:val="9"/>
-        </w:numPr>
-      </w:pPr>
-      <w:r>
-        <w:t xml:space="preserve">Do countries with higher health expenditure have a longer life expectancy? </w:t>
-      </w:r>
-    </w:p>
-    <w:p>
-      <w:pPr>
-        <w:pStyle w:val="ListParagraph"/>
-        <w:numPr>
-          <w:ilvl w:val="0"/>
-          <w:numId w:val="9"/>
-        </w:numPr>
-      </w:pPr>
-      <w:r>
-        <w:t xml:space="preserve">What are OECD countries' differences in spent per person on health care? </w:t>
-      </w:r>
-    </w:p>
-    <w:p>
-      <w:pPr>
-        <w:pStyle w:val="ListParagraph"/>
-        <w:numPr>
-          <w:ilvl w:val="0"/>
-          <w:numId w:val="9"/>
-        </w:numPr>
-      </w:pPr>
-      <w:r>
-        <w:t xml:space="preserve">In how many years does the average person live in the selected OECD countries? </w:t>
-      </w:r>
-    </w:p>
-    <w:p>
-      <w:pPr>
-        <w:pStyle w:val="ListParagraph"/>
-        <w:numPr>
-          <w:ilvl w:val="0"/>
-          <w:numId w:val="9"/>
-        </w:numPr>
-      </w:pPr>
-      <w:r>
-        <w:t xml:space="preserve">What is the pattern of change in healthcare cost &amp; life expectancy over time? </w:t>
-      </w:r>
-    </w:p>
-    <w:p>
-      <w:pPr>
-        <w:pStyle w:val="ListParagraph"/>
-        <w:numPr>
-          <w:ilvl w:val="0"/>
-          <w:numId w:val="9"/>
-        </w:numPr>
-      </w:pPr>
-      <w:r>
-        <w:t xml:space="preserve">Which countries have a "satisfactory" life expectancy for their spending on health and care? </w:t>
-      </w:r>
-    </w:p>
-    <w:p>
-      <w:r>
-        <w:t>The finished visualisation will have the ability to enable the users to explore these relationships interactively and then compare between countries and years.</w:t>
-      </w:r>
-    </w:p>
-    <w:p/>
-    <w:p/>
-    <w:p/>
-    <w:p/>
-    <w:p/>
-    <w:p/>
-    <w:p/>
-    <w:p/>
-    <w:p>
-      <w:pPr>
-        <w:rPr>
-          <w:b/>
-          <w:bCs/>
-          <w:sz w:val="28"/>
-          <w:szCs w:val="28"/>
-        </w:rPr>
-      </w:pPr>
-      <w:r>
-        <w:rPr>
-          <w:b/>
-          <w:bCs/>
-          <w:sz w:val="28"/>
-          <w:szCs w:val="28"/>
-        </w:rPr>
-        <w:lastRenderedPageBreak/>
-        <w:t>1.3 Project Schedule</w:t>
-      </w:r>
-    </w:p>
-    <w:p>
-      <w:r>
-        <w:t>The project will be developed progressively throughout the teaching period.</w:t>
-      </w:r>
+      </w:pPr>
     </w:p>
     <w:tbl>
       <w:tblPr>
+        <w:tblStyle w:val="TableGrid"/>
         <w:tblW w:w="0" w:type="auto"/>
-        <w:tblCellSpacing w:w="15" w:type="dxa"/>
+        <w:jc w:val="center"/>
         <w:tblBorders>
-          <w:bottom w:val="single" w:sz="4" w:space="0" w:color="auto"/>
+          <w:top w:val="none" w:sz="0" w:space="0" w:color="auto"/>
+          <w:left w:val="none" w:sz="0" w:space="0" w:color="auto"/>
+          <w:bottom w:val="none" w:sz="0" w:space="0" w:color="auto"/>
+          <w:right w:val="none" w:sz="0" w:space="0" w:color="auto"/>
+          <w:insideH w:val="none" w:sz="0" w:space="0" w:color="auto"/>
+          <w:insideV w:val="none" w:sz="0" w:space="0" w:color="auto"/>
         </w:tblBorders>
-        <w:tblCellMar>
-          <w:top w:w="15" w:type="dxa"/>
-          <w:left w:w="15" w:type="dxa"/>
-          <w:bottom w:w="15" w:type="dxa"/>
-          <w:right w:w="15" w:type="dxa"/>
-        </w:tblCellMar>
         <w:tblLook w:val="04A0" w:firstRow="1" w:lastRow="0" w:firstColumn="1" w:lastColumn="0" w:noHBand="0" w:noVBand="1"/>
       </w:tblPr>
       <w:tblGrid>
-        <w:gridCol w:w="1190"/>
-        <w:gridCol w:w="7836"/>
+        <w:gridCol w:w="3130"/>
+        <w:gridCol w:w="1563"/>
       </w:tblGrid>
       <w:tr>
         <w:trPr>
-          <w:tblHeader/>
-          <w:tblCellSpacing w:w="15" w:type="dxa"/>
+          <w:jc w:val="center"/>
         </w:trPr>
         <w:tc>
           <w:tcPr>
             <w:tcW w:w="0" w:type="auto"/>
+            <w:gridSpan w:val="2"/>
+            <w:tcBorders>
+              <w:bottom w:val="single" w:sz="4" w:space="0" w:color="auto"/>
+            </w:tcBorders>
             <w:vAlign w:val="center"/>
-            <w:hideMark/>
           </w:tcPr>
           <w:p>
             <w:pPr>
+              <w:jc w:val="center"/>
               <w:rPr>
                 <w:b/>
                 <w:bCs/>
+                <w:color w:val="000000" w:themeColor="text1"/>
+                <w:sz w:val="28"/>
+                <w:szCs w:val="28"/>
               </w:rPr>
             </w:pPr>
             <w:r>
               <w:rPr>
                 <w:b/>
                 <w:bCs/>
+                <w:color w:val="000000" w:themeColor="text1"/>
+                <w:sz w:val="28"/>
+                <w:szCs w:val="28"/>
               </w:rPr>
-              <w:t>s</w:t>
-            </w:r>
-          </w:p>
-        </w:tc>
-        <w:tc>
-          <w:tcPr>
-            <w:tcW w:w="0" w:type="auto"/>
-            <w:vAlign w:val="center"/>
-            <w:hideMark/>
-          </w:tcPr>
-          <w:p>
-            <w:pPr>
+              <w:t>Team Members</w:t>
+            </w:r>
+            <w:r>
               <w:rPr>
                 <w:b/>
                 <w:bCs/>
+                <w:color w:val="000000" w:themeColor="text1"/>
+                <w:sz w:val="28"/>
+                <w:szCs w:val="28"/>
               </w:rPr>
-            </w:pPr>
-            <w:r>
-              <w:rPr>
-                <w:b/>
-                <w:bCs/>
-              </w:rPr>
-              <w:t>Planned Work</w:t>
+              <w:t xml:space="preserve"> – 1E</w:t>
             </w:r>
           </w:p>
         </w:tc>
       </w:tr>
       <w:tr>
         <w:trPr>
-          <w:tblCellSpacing w:w="15" w:type="dxa"/>
+          <w:jc w:val="center"/>
         </w:trPr>
         <w:tc>
           <w:tcPr>
@@ -457,11 +327,23 @@
               <w:right w:val="single" w:sz="4" w:space="0" w:color="auto"/>
             </w:tcBorders>
             <w:vAlign w:val="center"/>
-            <w:hideMark/>
           </w:tcPr>
           <w:p>
-            <w:r>
-              <w:t>Weeks 4–5</w:t>
+            <w:pPr>
+              <w:jc w:val="center"/>
+              <w:rPr>
+                <w:color w:val="000000" w:themeColor="text1"/>
+                <w:sz w:val="28"/>
+                <w:szCs w:val="28"/>
+              </w:rPr>
+            </w:pPr>
+            <w:r>
+              <w:rPr>
+                <w:color w:val="000000" w:themeColor="text1"/>
+                <w:sz w:val="28"/>
+                <w:szCs w:val="28"/>
+              </w:rPr>
+              <w:t>Syed Muhammad Mahdi</w:t>
             </w:r>
           </w:p>
         </w:tc>
@@ -475,18 +357,30 @@
               <w:right w:val="single" w:sz="4" w:space="0" w:color="auto"/>
             </w:tcBorders>
             <w:vAlign w:val="center"/>
-            <w:hideMark/>
           </w:tcPr>
           <w:p>
-            <w:r>
-              <w:t>Establish team communication, review assignment requirements and discuss potential project topics.</w:t>
+            <w:pPr>
+              <w:jc w:val="center"/>
+              <w:rPr>
+                <w:color w:val="000000" w:themeColor="text1"/>
+                <w:sz w:val="28"/>
+                <w:szCs w:val="28"/>
+              </w:rPr>
+            </w:pPr>
+            <w:r>
+              <w:rPr>
+                <w:color w:val="000000" w:themeColor="text1"/>
+                <w:sz w:val="28"/>
+                <w:szCs w:val="28"/>
+              </w:rPr>
+              <w:t>105172195</w:t>
             </w:r>
           </w:p>
         </w:tc>
       </w:tr>
       <w:tr>
         <w:trPr>
-          <w:tblCellSpacing w:w="15" w:type="dxa"/>
+          <w:jc w:val="center"/>
         </w:trPr>
         <w:tc>
           <w:tcPr>
@@ -498,11 +392,23 @@
               <w:right w:val="single" w:sz="4" w:space="0" w:color="auto"/>
             </w:tcBorders>
             <w:vAlign w:val="center"/>
-            <w:hideMark/>
           </w:tcPr>
           <w:p>
-            <w:r>
-              <w:t>Week 6</w:t>
+            <w:pPr>
+              <w:jc w:val="center"/>
+              <w:rPr>
+                <w:color w:val="000000" w:themeColor="text1"/>
+                <w:sz w:val="28"/>
+                <w:szCs w:val="28"/>
+              </w:rPr>
+            </w:pPr>
+            <w:r>
+              <w:rPr>
+                <w:color w:val="000000" w:themeColor="text1"/>
+                <w:sz w:val="28"/>
+                <w:szCs w:val="28"/>
+              </w:rPr>
+              <w:t>Dilhani Seneviratne</w:t>
             </w:r>
           </w:p>
         </w:tc>
@@ -516,298 +422,2464 @@
               <w:right w:val="single" w:sz="4" w:space="0" w:color="auto"/>
             </w:tcBorders>
             <w:vAlign w:val="center"/>
+          </w:tcPr>
+          <w:p>
+            <w:pPr>
+              <w:jc w:val="center"/>
+              <w:rPr>
+                <w:color w:val="000000" w:themeColor="text1"/>
+                <w:sz w:val="28"/>
+                <w:szCs w:val="28"/>
+              </w:rPr>
+            </w:pPr>
+            <w:r>
+              <w:rPr>
+                <w:color w:val="000000" w:themeColor="text1"/>
+                <w:sz w:val="28"/>
+                <w:szCs w:val="28"/>
+              </w:rPr>
+              <w:t>101133033</w:t>
+            </w:r>
+          </w:p>
+        </w:tc>
+      </w:tr>
+    </w:tbl>
+    <w:p>
+      <w:pPr>
+        <w:rPr>
+          <w:color w:val="000000" w:themeColor="text1"/>
+          <w:sz w:val="28"/>
+          <w:szCs w:val="28"/>
+        </w:rPr>
+      </w:pPr>
+    </w:p>
+    <w:p>
+      <w:pPr>
+        <w:rPr>
+          <w:color w:val="000000" w:themeColor="text1"/>
+          <w:sz w:val="28"/>
+          <w:szCs w:val="28"/>
+        </w:rPr>
+      </w:pPr>
+    </w:p>
+    <w:p>
+      <w:pPr>
+        <w:jc w:val="center"/>
+        <w:rPr>
+          <w:color w:val="000000" w:themeColor="text1"/>
+          <w:sz w:val="28"/>
+          <w:szCs w:val="28"/>
+        </w:rPr>
+      </w:pPr>
+      <w:r>
+        <w:rPr>
+          <w:b/>
+          <w:bCs/>
+          <w:color w:val="000000" w:themeColor="text1"/>
+          <w:sz w:val="28"/>
+          <w:szCs w:val="28"/>
+        </w:rPr>
+        <w:t>Mercury Website:</w:t>
+      </w:r>
+      <w:r>
+        <w:rPr>
+          <w:color w:val="000000" w:themeColor="text1"/>
+          <w:sz w:val="28"/>
+          <w:szCs w:val="28"/>
+        </w:rPr>
+        <w:t xml:space="preserve"> [Link to be added]</w:t>
+      </w:r>
+    </w:p>
+    <w:p>
+      <w:pPr>
+        <w:jc w:val="center"/>
+        <w:rPr>
+          <w:color w:val="000000" w:themeColor="text1"/>
+          <w:sz w:val="28"/>
+          <w:szCs w:val="28"/>
+        </w:rPr>
+      </w:pPr>
+      <w:r>
+        <w:rPr>
+          <w:b/>
+          <w:bCs/>
+          <w:color w:val="000000" w:themeColor="text1"/>
+          <w:sz w:val="28"/>
+          <w:szCs w:val="28"/>
+        </w:rPr>
+        <w:t>GitHub Link:</w:t>
+      </w:r>
+      <w:r>
+        <w:rPr>
+          <w:color w:val="000000" w:themeColor="text1"/>
+          <w:sz w:val="28"/>
+          <w:szCs w:val="28"/>
+        </w:rPr>
+        <w:t xml:space="preserve"> </w:t>
+      </w:r>
+      <w:hyperlink r:id="rId8" w:history="1">
+        <w:r>
+          <w:rPr>
+            <w:rStyle w:val="Hyperlink"/>
+            <w:sz w:val="28"/>
+            <w:szCs w:val="28"/>
+          </w:rPr>
+          <w:t>SyedMahdi15/COS30045-Data-Visualisation-Project</w:t>
+        </w:r>
+      </w:hyperlink>
+    </w:p>
+    <w:p>
+      <w:pPr>
+        <w:jc w:val="center"/>
+        <w:rPr>
+          <w:color w:val="000000" w:themeColor="text1"/>
+          <w:sz w:val="28"/>
+          <w:szCs w:val="28"/>
+        </w:rPr>
+      </w:pPr>
+      <w:r>
+        <w:rPr>
+          <w:b/>
+          <w:bCs/>
+          <w:color w:val="000000" w:themeColor="text1"/>
+          <w:sz w:val="28"/>
+          <w:szCs w:val="28"/>
+        </w:rPr>
+        <w:t>Total Word Count:</w:t>
+      </w:r>
+      <w:r>
+        <w:rPr>
+          <w:color w:val="000000" w:themeColor="text1"/>
+          <w:sz w:val="28"/>
+          <w:szCs w:val="28"/>
+        </w:rPr>
+        <w:t xml:space="preserve"> [To be added]</w:t>
+      </w:r>
+    </w:p>
+    <w:p>
+      <w:pPr>
+        <w:rPr>
+          <w:b/>
+          <w:bCs/>
+          <w:sz w:val="32"/>
+          <w:szCs w:val="32"/>
+        </w:rPr>
+      </w:pPr>
+      <w:r>
+        <w:rPr>
+          <w:b/>
+          <w:bCs/>
+          <w:sz w:val="32"/>
+          <w:szCs w:val="32"/>
+        </w:rPr>
+        <w:br w:type="page"/>
+      </w:r>
+    </w:p>
+    <w:p>
+      <w:pPr>
+        <w:rPr>
+          <w:color w:val="153D63" w:themeColor="text2" w:themeTint="E6"/>
+          <w:sz w:val="40"/>
+          <w:szCs w:val="40"/>
+        </w:rPr>
+      </w:pPr>
+      <w:r>
+        <w:rPr>
+          <w:color w:val="153D63" w:themeColor="text2" w:themeTint="E6"/>
+          <w:sz w:val="40"/>
+          <w:szCs w:val="40"/>
+        </w:rPr>
+        <w:lastRenderedPageBreak/>
+        <w:t xml:space="preserve">Table of </w:t>
+      </w:r>
+      <w:r>
+        <w:rPr>
+          <w:color w:val="153D63" w:themeColor="text2" w:themeTint="E6"/>
+          <w:sz w:val="40"/>
+          <w:szCs w:val="40"/>
+        </w:rPr>
+        <w:t>C</w:t>
+      </w:r>
+      <w:r>
+        <w:rPr>
+          <w:color w:val="153D63" w:themeColor="text2" w:themeTint="E6"/>
+          <w:sz w:val="40"/>
+          <w:szCs w:val="40"/>
+        </w:rPr>
+        <w:t>ontents</w:t>
+      </w:r>
+    </w:p>
+    <w:p>
+      <w:pPr>
+        <w:pStyle w:val="TOC1"/>
+        <w:tabs>
+          <w:tab w:val="right" w:leader="dot" w:pos="9016"/>
+        </w:tabs>
+        <w:rPr>
+          <w:rFonts w:eastAsiaTheme="minorEastAsia"/>
+          <w:b w:val="0"/>
+          <w:bCs w:val="0"/>
+          <w:caps w:val="0"/>
+          <w:noProof/>
+          <w:sz w:val="24"/>
+          <w:szCs w:val="24"/>
+          <w:lang w:eastAsia="en-GB"/>
+        </w:rPr>
+      </w:pPr>
+      <w:r>
+        <w:rPr>
+          <w:b w:val="0"/>
+          <w:bCs w:val="0"/>
+          <w:caps w:val="0"/>
+        </w:rPr>
+        <w:fldChar w:fldCharType="begin"/>
+      </w:r>
+      <w:r>
+        <w:rPr>
+          <w:b w:val="0"/>
+          <w:bCs w:val="0"/>
+          <w:caps w:val="0"/>
+        </w:rPr>
+        <w:instrText xml:space="preserve"> TOC \o "1-3" \h \z \u </w:instrText>
+      </w:r>
+      <w:r>
+        <w:rPr>
+          <w:b w:val="0"/>
+          <w:bCs w:val="0"/>
+          <w:caps w:val="0"/>
+        </w:rPr>
+        <w:fldChar w:fldCharType="separate"/>
+      </w:r>
+      <w:hyperlink w:anchor="_Toc239535708" w:history="1">
+        <w:r>
+          <w:rPr>
+            <w:rStyle w:val="Hyperlink"/>
+            <w:noProof/>
+          </w:rPr>
+          <w:t>1. Introduction</w:t>
+        </w:r>
+        <w:r>
+          <w:rPr>
+            <w:noProof/>
+            <w:webHidden/>
+          </w:rPr>
+          <w:tab/>
+        </w:r>
+        <w:r>
+          <w:rPr>
+            <w:noProof/>
+            <w:webHidden/>
+          </w:rPr>
+          <w:fldChar w:fldCharType="begin"/>
+        </w:r>
+        <w:r>
+          <w:rPr>
+            <w:noProof/>
+            <w:webHidden/>
+          </w:rPr>
+          <w:instrText xml:space="preserve"> PAGEREF _Toc239535708 \h </w:instrText>
+        </w:r>
+        <w:r>
+          <w:rPr>
+            <w:noProof/>
+            <w:webHidden/>
+          </w:rPr>
+        </w:r>
+        <w:r>
+          <w:rPr>
+            <w:noProof/>
+            <w:webHidden/>
+          </w:rPr>
+          <w:fldChar w:fldCharType="separate"/>
+        </w:r>
+        <w:r>
+          <w:rPr>
+            <w:noProof/>
+            <w:webHidden/>
+          </w:rPr>
+          <w:t>3</w:t>
+        </w:r>
+        <w:r>
+          <w:rPr>
+            <w:noProof/>
+            <w:webHidden/>
+          </w:rPr>
+          <w:fldChar w:fldCharType="end"/>
+        </w:r>
+      </w:hyperlink>
+    </w:p>
+    <w:p>
+      <w:pPr>
+        <w:pStyle w:val="TOC2"/>
+        <w:tabs>
+          <w:tab w:val="right" w:leader="dot" w:pos="9016"/>
+        </w:tabs>
+        <w:rPr>
+          <w:rFonts w:eastAsiaTheme="minorEastAsia"/>
+          <w:smallCaps w:val="0"/>
+          <w:noProof/>
+          <w:sz w:val="24"/>
+          <w:szCs w:val="24"/>
+          <w:lang w:eastAsia="en-GB"/>
+        </w:rPr>
+      </w:pPr>
+      <w:hyperlink w:anchor="_Toc239535709" w:history="1">
+        <w:r>
+          <w:rPr>
+            <w:rStyle w:val="Hyperlink"/>
+            <w:noProof/>
+          </w:rPr>
+          <w:t>1.1 Background and Motivation</w:t>
+        </w:r>
+        <w:r>
+          <w:rPr>
+            <w:noProof/>
+            <w:webHidden/>
+          </w:rPr>
+          <w:tab/>
+        </w:r>
+        <w:r>
+          <w:rPr>
+            <w:noProof/>
+            <w:webHidden/>
+          </w:rPr>
+          <w:fldChar w:fldCharType="begin"/>
+        </w:r>
+        <w:r>
+          <w:rPr>
+            <w:noProof/>
+            <w:webHidden/>
+          </w:rPr>
+          <w:instrText xml:space="preserve"> PAGEREF _Toc239535709 \h </w:instrText>
+        </w:r>
+        <w:r>
+          <w:rPr>
+            <w:noProof/>
+            <w:webHidden/>
+          </w:rPr>
+        </w:r>
+        <w:r>
+          <w:rPr>
+            <w:noProof/>
+            <w:webHidden/>
+          </w:rPr>
+          <w:fldChar w:fldCharType="separate"/>
+        </w:r>
+        <w:r>
+          <w:rPr>
+            <w:noProof/>
+            <w:webHidden/>
+          </w:rPr>
+          <w:t>3</w:t>
+        </w:r>
+        <w:r>
+          <w:rPr>
+            <w:noProof/>
+            <w:webHidden/>
+          </w:rPr>
+          <w:fldChar w:fldCharType="end"/>
+        </w:r>
+      </w:hyperlink>
+    </w:p>
+    <w:p>
+      <w:pPr>
+        <w:pStyle w:val="TOC2"/>
+        <w:tabs>
+          <w:tab w:val="right" w:leader="dot" w:pos="9016"/>
+        </w:tabs>
+        <w:rPr>
+          <w:rFonts w:eastAsiaTheme="minorEastAsia"/>
+          <w:smallCaps w:val="0"/>
+          <w:noProof/>
+          <w:sz w:val="24"/>
+          <w:szCs w:val="24"/>
+          <w:lang w:eastAsia="en-GB"/>
+        </w:rPr>
+      </w:pPr>
+      <w:hyperlink w:anchor="_Toc239535710" w:history="1">
+        <w:r>
+          <w:rPr>
+            <w:rStyle w:val="Hyperlink"/>
+            <w:noProof/>
+          </w:rPr>
+          <w:t>1.2 Visualisation Purpose</w:t>
+        </w:r>
+        <w:r>
+          <w:rPr>
+            <w:noProof/>
+            <w:webHidden/>
+          </w:rPr>
+          <w:tab/>
+        </w:r>
+        <w:r>
+          <w:rPr>
+            <w:noProof/>
+            <w:webHidden/>
+          </w:rPr>
+          <w:fldChar w:fldCharType="begin"/>
+        </w:r>
+        <w:r>
+          <w:rPr>
+            <w:noProof/>
+            <w:webHidden/>
+          </w:rPr>
+          <w:instrText xml:space="preserve"> PAGEREF _Toc239535710 \h </w:instrText>
+        </w:r>
+        <w:r>
+          <w:rPr>
+            <w:noProof/>
+            <w:webHidden/>
+          </w:rPr>
+        </w:r>
+        <w:r>
+          <w:rPr>
+            <w:noProof/>
+            <w:webHidden/>
+          </w:rPr>
+          <w:fldChar w:fldCharType="separate"/>
+        </w:r>
+        <w:r>
+          <w:rPr>
+            <w:noProof/>
+            <w:webHidden/>
+          </w:rPr>
+          <w:t>3</w:t>
+        </w:r>
+        <w:r>
+          <w:rPr>
+            <w:noProof/>
+            <w:webHidden/>
+          </w:rPr>
+          <w:fldChar w:fldCharType="end"/>
+        </w:r>
+      </w:hyperlink>
+    </w:p>
+    <w:p>
+      <w:pPr>
+        <w:pStyle w:val="TOC2"/>
+        <w:tabs>
+          <w:tab w:val="right" w:leader="dot" w:pos="9016"/>
+        </w:tabs>
+        <w:rPr>
+          <w:rFonts w:eastAsiaTheme="minorEastAsia"/>
+          <w:smallCaps w:val="0"/>
+          <w:noProof/>
+          <w:sz w:val="24"/>
+          <w:szCs w:val="24"/>
+          <w:lang w:eastAsia="en-GB"/>
+        </w:rPr>
+      </w:pPr>
+      <w:hyperlink w:anchor="_Toc239535711" w:history="1">
+        <w:r>
+          <w:rPr>
+            <w:rStyle w:val="Hyperlink"/>
+            <w:noProof/>
+          </w:rPr>
+          <w:t>1.3 Project Schedule</w:t>
+        </w:r>
+        <w:r>
+          <w:rPr>
+            <w:noProof/>
+            <w:webHidden/>
+          </w:rPr>
+          <w:tab/>
+        </w:r>
+        <w:r>
+          <w:rPr>
+            <w:noProof/>
+            <w:webHidden/>
+          </w:rPr>
+          <w:fldChar w:fldCharType="begin"/>
+        </w:r>
+        <w:r>
+          <w:rPr>
+            <w:noProof/>
+            <w:webHidden/>
+          </w:rPr>
+          <w:instrText xml:space="preserve"> PAGEREF _Toc239535711 \h </w:instrText>
+        </w:r>
+        <w:r>
+          <w:rPr>
+            <w:noProof/>
+            <w:webHidden/>
+          </w:rPr>
+        </w:r>
+        <w:r>
+          <w:rPr>
+            <w:noProof/>
+            <w:webHidden/>
+          </w:rPr>
+          <w:fldChar w:fldCharType="separate"/>
+        </w:r>
+        <w:r>
+          <w:rPr>
+            <w:noProof/>
+            <w:webHidden/>
+          </w:rPr>
+          <w:t>3</w:t>
+        </w:r>
+        <w:r>
+          <w:rPr>
+            <w:noProof/>
+            <w:webHidden/>
+          </w:rPr>
+          <w:fldChar w:fldCharType="end"/>
+        </w:r>
+      </w:hyperlink>
+    </w:p>
+    <w:p>
+      <w:pPr>
+        <w:pStyle w:val="TOC2"/>
+        <w:tabs>
+          <w:tab w:val="right" w:leader="dot" w:pos="9016"/>
+        </w:tabs>
+        <w:rPr>
+          <w:rFonts w:eastAsiaTheme="minorEastAsia"/>
+          <w:smallCaps w:val="0"/>
+          <w:noProof/>
+          <w:sz w:val="24"/>
+          <w:szCs w:val="24"/>
+          <w:lang w:eastAsia="en-GB"/>
+        </w:rPr>
+      </w:pPr>
+      <w:hyperlink w:anchor="_Toc239535712" w:history="1">
+        <w:r>
+          <w:rPr>
+            <w:rStyle w:val="Hyperlink"/>
+            <w:noProof/>
+          </w:rPr>
+          <w:t>1.4 Team Collaboration and Project Setup</w:t>
+        </w:r>
+        <w:r>
+          <w:rPr>
+            <w:noProof/>
+            <w:webHidden/>
+          </w:rPr>
+          <w:tab/>
+        </w:r>
+        <w:r>
+          <w:rPr>
+            <w:noProof/>
+            <w:webHidden/>
+          </w:rPr>
+          <w:fldChar w:fldCharType="begin"/>
+        </w:r>
+        <w:r>
+          <w:rPr>
+            <w:noProof/>
+            <w:webHidden/>
+          </w:rPr>
+          <w:instrText xml:space="preserve"> PAGEREF _Toc239535712 \h </w:instrText>
+        </w:r>
+        <w:r>
+          <w:rPr>
+            <w:noProof/>
+            <w:webHidden/>
+          </w:rPr>
+        </w:r>
+        <w:r>
+          <w:rPr>
+            <w:noProof/>
+            <w:webHidden/>
+          </w:rPr>
+          <w:fldChar w:fldCharType="separate"/>
+        </w:r>
+        <w:r>
+          <w:rPr>
+            <w:noProof/>
+            <w:webHidden/>
+          </w:rPr>
+          <w:t>4</w:t>
+        </w:r>
+        <w:r>
+          <w:rPr>
+            <w:noProof/>
+            <w:webHidden/>
+          </w:rPr>
+          <w:fldChar w:fldCharType="end"/>
+        </w:r>
+      </w:hyperlink>
+    </w:p>
+    <w:p>
+      <w:pPr>
+        <w:pStyle w:val="TOC1"/>
+        <w:tabs>
+          <w:tab w:val="right" w:leader="dot" w:pos="9016"/>
+        </w:tabs>
+        <w:rPr>
+          <w:rFonts w:eastAsiaTheme="minorEastAsia"/>
+          <w:b w:val="0"/>
+          <w:bCs w:val="0"/>
+          <w:caps w:val="0"/>
+          <w:noProof/>
+          <w:sz w:val="24"/>
+          <w:szCs w:val="24"/>
+          <w:lang w:eastAsia="en-GB"/>
+        </w:rPr>
+      </w:pPr>
+      <w:hyperlink w:anchor="_Toc239535713" w:history="1">
+        <w:r>
+          <w:rPr>
+            <w:rStyle w:val="Hyperlink"/>
+            <w:noProof/>
+          </w:rPr>
+          <w:t>2. Data</w:t>
+        </w:r>
+        <w:r>
+          <w:rPr>
+            <w:noProof/>
+            <w:webHidden/>
+          </w:rPr>
+          <w:tab/>
+        </w:r>
+        <w:r>
+          <w:rPr>
+            <w:noProof/>
+            <w:webHidden/>
+          </w:rPr>
+          <w:fldChar w:fldCharType="begin"/>
+        </w:r>
+        <w:r>
+          <w:rPr>
+            <w:noProof/>
+            <w:webHidden/>
+          </w:rPr>
+          <w:instrText xml:space="preserve"> PAGEREF _Toc239535713 \h </w:instrText>
+        </w:r>
+        <w:r>
+          <w:rPr>
+            <w:noProof/>
+            <w:webHidden/>
+          </w:rPr>
+        </w:r>
+        <w:r>
+          <w:rPr>
+            <w:noProof/>
+            <w:webHidden/>
+          </w:rPr>
+          <w:fldChar w:fldCharType="separate"/>
+        </w:r>
+        <w:r>
+          <w:rPr>
+            <w:noProof/>
+            <w:webHidden/>
+          </w:rPr>
+          <w:t>6</w:t>
+        </w:r>
+        <w:r>
+          <w:rPr>
+            <w:noProof/>
+            <w:webHidden/>
+          </w:rPr>
+          <w:fldChar w:fldCharType="end"/>
+        </w:r>
+      </w:hyperlink>
+    </w:p>
+    <w:p>
+      <w:pPr>
+        <w:pStyle w:val="TOC2"/>
+        <w:tabs>
+          <w:tab w:val="right" w:leader="dot" w:pos="9016"/>
+        </w:tabs>
+        <w:rPr>
+          <w:rFonts w:eastAsiaTheme="minorEastAsia"/>
+          <w:smallCaps w:val="0"/>
+          <w:noProof/>
+          <w:sz w:val="24"/>
+          <w:szCs w:val="24"/>
+          <w:lang w:eastAsia="en-GB"/>
+        </w:rPr>
+      </w:pPr>
+      <w:hyperlink w:anchor="_Toc239535714" w:history="1">
+        <w:r>
+          <w:rPr>
+            <w:rStyle w:val="Hyperlink"/>
+            <w:noProof/>
+          </w:rPr>
+          <w:t>2.1 Data Sources</w:t>
+        </w:r>
+        <w:r>
+          <w:rPr>
+            <w:noProof/>
+            <w:webHidden/>
+          </w:rPr>
+          <w:tab/>
+        </w:r>
+        <w:r>
+          <w:rPr>
+            <w:noProof/>
+            <w:webHidden/>
+          </w:rPr>
+          <w:fldChar w:fldCharType="begin"/>
+        </w:r>
+        <w:r>
+          <w:rPr>
+            <w:noProof/>
+            <w:webHidden/>
+          </w:rPr>
+          <w:instrText xml:space="preserve"> PAGEREF _Toc239535714 \h </w:instrText>
+        </w:r>
+        <w:r>
+          <w:rPr>
+            <w:noProof/>
+            <w:webHidden/>
+          </w:rPr>
+        </w:r>
+        <w:r>
+          <w:rPr>
+            <w:noProof/>
+            <w:webHidden/>
+          </w:rPr>
+          <w:fldChar w:fldCharType="separate"/>
+        </w:r>
+        <w:r>
+          <w:rPr>
+            <w:noProof/>
+            <w:webHidden/>
+          </w:rPr>
+          <w:t>6</w:t>
+        </w:r>
+        <w:r>
+          <w:rPr>
+            <w:noProof/>
+            <w:webHidden/>
+          </w:rPr>
+          <w:fldChar w:fldCharType="end"/>
+        </w:r>
+      </w:hyperlink>
+    </w:p>
+    <w:p>
+      <w:pPr>
+        <w:pStyle w:val="TOC3"/>
+        <w:tabs>
+          <w:tab w:val="right" w:leader="dot" w:pos="9016"/>
+        </w:tabs>
+        <w:rPr>
+          <w:rFonts w:eastAsiaTheme="minorEastAsia"/>
+          <w:i w:val="0"/>
+          <w:iCs w:val="0"/>
+          <w:noProof/>
+          <w:sz w:val="24"/>
+          <w:szCs w:val="24"/>
+          <w:lang w:eastAsia="en-GB"/>
+        </w:rPr>
+      </w:pPr>
+      <w:hyperlink w:anchor="_Toc239535715" w:history="1">
+        <w:r>
+          <w:rPr>
+            <w:rStyle w:val="Hyperlink"/>
+            <w:noProof/>
+          </w:rPr>
+          <w:t>Data source:</w:t>
+        </w:r>
+        <w:r>
+          <w:rPr>
+            <w:noProof/>
+            <w:webHidden/>
+          </w:rPr>
+          <w:tab/>
+        </w:r>
+        <w:r>
+          <w:rPr>
+            <w:noProof/>
+            <w:webHidden/>
+          </w:rPr>
+          <w:fldChar w:fldCharType="begin"/>
+        </w:r>
+        <w:r>
+          <w:rPr>
+            <w:noProof/>
+            <w:webHidden/>
+          </w:rPr>
+          <w:instrText xml:space="preserve"> PAGEREF _Toc239535715 \h </w:instrText>
+        </w:r>
+        <w:r>
+          <w:rPr>
+            <w:noProof/>
+            <w:webHidden/>
+          </w:rPr>
+        </w:r>
+        <w:r>
+          <w:rPr>
+            <w:noProof/>
+            <w:webHidden/>
+          </w:rPr>
+          <w:fldChar w:fldCharType="separate"/>
+        </w:r>
+        <w:r>
+          <w:rPr>
+            <w:noProof/>
+            <w:webHidden/>
+          </w:rPr>
+          <w:t>6</w:t>
+        </w:r>
+        <w:r>
+          <w:rPr>
+            <w:noProof/>
+            <w:webHidden/>
+          </w:rPr>
+          <w:fldChar w:fldCharType="end"/>
+        </w:r>
+      </w:hyperlink>
+    </w:p>
+    <w:p>
+      <w:pPr>
+        <w:pStyle w:val="TOC3"/>
+        <w:tabs>
+          <w:tab w:val="right" w:leader="dot" w:pos="9016"/>
+        </w:tabs>
+        <w:rPr>
+          <w:rFonts w:eastAsiaTheme="minorEastAsia"/>
+          <w:i w:val="0"/>
+          <w:iCs w:val="0"/>
+          <w:noProof/>
+          <w:sz w:val="24"/>
+          <w:szCs w:val="24"/>
+          <w:lang w:eastAsia="en-GB"/>
+        </w:rPr>
+      </w:pPr>
+      <w:hyperlink w:anchor="_Toc239535716" w:history="1">
+        <w:r>
+          <w:rPr>
+            <w:rStyle w:val="Hyperlink"/>
+            <w:noProof/>
+          </w:rPr>
+          <w:t>Source link:</w:t>
+        </w:r>
+        <w:r>
+          <w:rPr>
+            <w:noProof/>
+            <w:webHidden/>
+          </w:rPr>
+          <w:tab/>
+        </w:r>
+        <w:r>
+          <w:rPr>
+            <w:noProof/>
+            <w:webHidden/>
+          </w:rPr>
+          <w:fldChar w:fldCharType="begin"/>
+        </w:r>
+        <w:r>
+          <w:rPr>
+            <w:noProof/>
+            <w:webHidden/>
+          </w:rPr>
+          <w:instrText xml:space="preserve"> PAGEREF _Toc239535716 \h </w:instrText>
+        </w:r>
+        <w:r>
+          <w:rPr>
+            <w:noProof/>
+            <w:webHidden/>
+          </w:rPr>
+        </w:r>
+        <w:r>
+          <w:rPr>
+            <w:noProof/>
+            <w:webHidden/>
+          </w:rPr>
+          <w:fldChar w:fldCharType="separate"/>
+        </w:r>
+        <w:r>
+          <w:rPr>
+            <w:noProof/>
+            <w:webHidden/>
+          </w:rPr>
+          <w:t>6</w:t>
+        </w:r>
+        <w:r>
+          <w:rPr>
+            <w:noProof/>
+            <w:webHidden/>
+          </w:rPr>
+          <w:fldChar w:fldCharType="end"/>
+        </w:r>
+      </w:hyperlink>
+    </w:p>
+    <w:p>
+      <w:pPr>
+        <w:pStyle w:val="TOC2"/>
+        <w:tabs>
+          <w:tab w:val="right" w:leader="dot" w:pos="9016"/>
+        </w:tabs>
+        <w:rPr>
+          <w:rFonts w:eastAsiaTheme="minorEastAsia"/>
+          <w:smallCaps w:val="0"/>
+          <w:noProof/>
+          <w:sz w:val="24"/>
+          <w:szCs w:val="24"/>
+          <w:lang w:eastAsia="en-GB"/>
+        </w:rPr>
+      </w:pPr>
+      <w:hyperlink w:anchor="_Toc239535717" w:history="1">
+        <w:r>
+          <w:rPr>
+            <w:rStyle w:val="Hyperlink"/>
+            <w:noProof/>
+          </w:rPr>
+          <w:t>2.2 Data Processing</w:t>
+        </w:r>
+        <w:r>
+          <w:rPr>
+            <w:noProof/>
+            <w:webHidden/>
+          </w:rPr>
+          <w:tab/>
+        </w:r>
+        <w:r>
+          <w:rPr>
+            <w:noProof/>
+            <w:webHidden/>
+          </w:rPr>
+          <w:fldChar w:fldCharType="begin"/>
+        </w:r>
+        <w:r>
+          <w:rPr>
+            <w:noProof/>
+            <w:webHidden/>
+          </w:rPr>
+          <w:instrText xml:space="preserve"> PAGEREF _Toc239535717 \h </w:instrText>
+        </w:r>
+        <w:r>
+          <w:rPr>
+            <w:noProof/>
+            <w:webHidden/>
+          </w:rPr>
+        </w:r>
+        <w:r>
+          <w:rPr>
+            <w:noProof/>
+            <w:webHidden/>
+          </w:rPr>
+          <w:fldChar w:fldCharType="separate"/>
+        </w:r>
+        <w:r>
+          <w:rPr>
+            <w:noProof/>
+            <w:webHidden/>
+          </w:rPr>
+          <w:t>6</w:t>
+        </w:r>
+        <w:r>
+          <w:rPr>
+            <w:noProof/>
+            <w:webHidden/>
+          </w:rPr>
+          <w:fldChar w:fldCharType="end"/>
+        </w:r>
+      </w:hyperlink>
+    </w:p>
+    <w:p>
+      <w:pPr>
+        <w:pStyle w:val="TOC1"/>
+        <w:tabs>
+          <w:tab w:val="right" w:leader="dot" w:pos="9016"/>
+        </w:tabs>
+        <w:rPr>
+          <w:rFonts w:eastAsiaTheme="minorEastAsia"/>
+          <w:b w:val="0"/>
+          <w:bCs w:val="0"/>
+          <w:caps w:val="0"/>
+          <w:noProof/>
+          <w:sz w:val="24"/>
+          <w:szCs w:val="24"/>
+          <w:lang w:eastAsia="en-GB"/>
+        </w:rPr>
+      </w:pPr>
+      <w:hyperlink w:anchor="_Toc239535718" w:history="1">
+        <w:r>
+          <w:rPr>
+            <w:rStyle w:val="Hyperlink"/>
+            <w:noProof/>
+          </w:rPr>
+          <w:t>3. Requirements</w:t>
+        </w:r>
+        <w:r>
+          <w:rPr>
+            <w:noProof/>
+            <w:webHidden/>
+          </w:rPr>
+          <w:tab/>
+        </w:r>
+        <w:r>
+          <w:rPr>
+            <w:noProof/>
+            <w:webHidden/>
+          </w:rPr>
+          <w:fldChar w:fldCharType="begin"/>
+        </w:r>
+        <w:r>
+          <w:rPr>
+            <w:noProof/>
+            <w:webHidden/>
+          </w:rPr>
+          <w:instrText xml:space="preserve"> PAGEREF _Toc239535718 \h </w:instrText>
+        </w:r>
+        <w:r>
+          <w:rPr>
+            <w:noProof/>
+            <w:webHidden/>
+          </w:rPr>
+        </w:r>
+        <w:r>
+          <w:rPr>
+            <w:noProof/>
+            <w:webHidden/>
+          </w:rPr>
+          <w:fldChar w:fldCharType="separate"/>
+        </w:r>
+        <w:r>
+          <w:rPr>
+            <w:noProof/>
+            <w:webHidden/>
+          </w:rPr>
+          <w:t>8</w:t>
+        </w:r>
+        <w:r>
+          <w:rPr>
+            <w:noProof/>
+            <w:webHidden/>
+          </w:rPr>
+          <w:fldChar w:fldCharType="end"/>
+        </w:r>
+      </w:hyperlink>
+    </w:p>
+    <w:p>
+      <w:pPr>
+        <w:pStyle w:val="TOC2"/>
+        <w:tabs>
+          <w:tab w:val="right" w:leader="dot" w:pos="9016"/>
+        </w:tabs>
+        <w:rPr>
+          <w:rFonts w:eastAsiaTheme="minorEastAsia"/>
+          <w:smallCaps w:val="0"/>
+          <w:noProof/>
+          <w:sz w:val="24"/>
+          <w:szCs w:val="24"/>
+          <w:lang w:eastAsia="en-GB"/>
+        </w:rPr>
+      </w:pPr>
+      <w:hyperlink w:anchor="_Toc239535719" w:history="1">
+        <w:r>
+          <w:rPr>
+            <w:rStyle w:val="Hyperlink"/>
+            <w:noProof/>
+          </w:rPr>
+          <w:t>3.1 Must-have Features</w:t>
+        </w:r>
+        <w:r>
+          <w:rPr>
+            <w:noProof/>
+            <w:webHidden/>
+          </w:rPr>
+          <w:tab/>
+        </w:r>
+        <w:r>
+          <w:rPr>
+            <w:noProof/>
+            <w:webHidden/>
+          </w:rPr>
+          <w:fldChar w:fldCharType="begin"/>
+        </w:r>
+        <w:r>
+          <w:rPr>
+            <w:noProof/>
+            <w:webHidden/>
+          </w:rPr>
+          <w:instrText xml:space="preserve"> PAGEREF _Toc239535719 \h </w:instrText>
+        </w:r>
+        <w:r>
+          <w:rPr>
+            <w:noProof/>
+            <w:webHidden/>
+          </w:rPr>
+        </w:r>
+        <w:r>
+          <w:rPr>
+            <w:noProof/>
+            <w:webHidden/>
+          </w:rPr>
+          <w:fldChar w:fldCharType="separate"/>
+        </w:r>
+        <w:r>
+          <w:rPr>
+            <w:noProof/>
+            <w:webHidden/>
+          </w:rPr>
+          <w:t>8</w:t>
+        </w:r>
+        <w:r>
+          <w:rPr>
+            <w:noProof/>
+            <w:webHidden/>
+          </w:rPr>
+          <w:fldChar w:fldCharType="end"/>
+        </w:r>
+      </w:hyperlink>
+    </w:p>
+    <w:p>
+      <w:pPr>
+        <w:pStyle w:val="TOC2"/>
+        <w:tabs>
+          <w:tab w:val="right" w:leader="dot" w:pos="9016"/>
+        </w:tabs>
+        <w:rPr>
+          <w:rFonts w:eastAsiaTheme="minorEastAsia"/>
+          <w:smallCaps w:val="0"/>
+          <w:noProof/>
+          <w:sz w:val="24"/>
+          <w:szCs w:val="24"/>
+          <w:lang w:eastAsia="en-GB"/>
+        </w:rPr>
+      </w:pPr>
+      <w:hyperlink w:anchor="_Toc239535720" w:history="1">
+        <w:r>
+          <w:rPr>
+            <w:rStyle w:val="Hyperlink"/>
+            <w:noProof/>
+          </w:rPr>
+          <w:t>3.2 Optional Features</w:t>
+        </w:r>
+        <w:r>
+          <w:rPr>
+            <w:noProof/>
+            <w:webHidden/>
+          </w:rPr>
+          <w:tab/>
+        </w:r>
+        <w:r>
+          <w:rPr>
+            <w:noProof/>
+            <w:webHidden/>
+          </w:rPr>
+          <w:fldChar w:fldCharType="begin"/>
+        </w:r>
+        <w:r>
+          <w:rPr>
+            <w:noProof/>
+            <w:webHidden/>
+          </w:rPr>
+          <w:instrText xml:space="preserve"> PAGEREF _Toc239535720 \h </w:instrText>
+        </w:r>
+        <w:r>
+          <w:rPr>
+            <w:noProof/>
+            <w:webHidden/>
+          </w:rPr>
+        </w:r>
+        <w:r>
+          <w:rPr>
+            <w:noProof/>
+            <w:webHidden/>
+          </w:rPr>
+          <w:fldChar w:fldCharType="separate"/>
+        </w:r>
+        <w:r>
+          <w:rPr>
+            <w:noProof/>
+            <w:webHidden/>
+          </w:rPr>
+          <w:t>8</w:t>
+        </w:r>
+        <w:r>
+          <w:rPr>
+            <w:noProof/>
+            <w:webHidden/>
+          </w:rPr>
+          <w:fldChar w:fldCharType="end"/>
+        </w:r>
+      </w:hyperlink>
+    </w:p>
+    <w:p>
+      <w:pPr>
+        <w:pStyle w:val="TOC1"/>
+        <w:tabs>
+          <w:tab w:val="right" w:leader="dot" w:pos="9016"/>
+        </w:tabs>
+        <w:rPr>
+          <w:rFonts w:eastAsiaTheme="minorEastAsia"/>
+          <w:b w:val="0"/>
+          <w:bCs w:val="0"/>
+          <w:caps w:val="0"/>
+          <w:noProof/>
+          <w:sz w:val="24"/>
+          <w:szCs w:val="24"/>
+          <w:lang w:eastAsia="en-GB"/>
+        </w:rPr>
+      </w:pPr>
+      <w:hyperlink w:anchor="_Toc239535721" w:history="1">
+        <w:r>
+          <w:rPr>
+            <w:rStyle w:val="Hyperlink"/>
+            <w:noProof/>
+          </w:rPr>
+          <w:t>4. Visualisation Design</w:t>
+        </w:r>
+        <w:r>
+          <w:rPr>
+            <w:noProof/>
+            <w:webHidden/>
+          </w:rPr>
+          <w:tab/>
+        </w:r>
+        <w:r>
+          <w:rPr>
+            <w:noProof/>
+            <w:webHidden/>
+          </w:rPr>
+          <w:fldChar w:fldCharType="begin"/>
+        </w:r>
+        <w:r>
+          <w:rPr>
+            <w:noProof/>
+            <w:webHidden/>
+          </w:rPr>
+          <w:instrText xml:space="preserve"> PAGEREF _Toc239535721 \h </w:instrText>
+        </w:r>
+        <w:r>
+          <w:rPr>
+            <w:noProof/>
+            <w:webHidden/>
+          </w:rPr>
+        </w:r>
+        <w:r>
+          <w:rPr>
+            <w:noProof/>
+            <w:webHidden/>
+          </w:rPr>
+          <w:fldChar w:fldCharType="separate"/>
+        </w:r>
+        <w:r>
+          <w:rPr>
+            <w:noProof/>
+            <w:webHidden/>
+          </w:rPr>
+          <w:t>8</w:t>
+        </w:r>
+        <w:r>
+          <w:rPr>
+            <w:noProof/>
+            <w:webHidden/>
+          </w:rPr>
+          <w:fldChar w:fldCharType="end"/>
+        </w:r>
+      </w:hyperlink>
+    </w:p>
+    <w:p>
+      <w:pPr>
+        <w:rPr>
+          <w:b/>
+          <w:bCs/>
+          <w:sz w:val="32"/>
+          <w:szCs w:val="32"/>
+        </w:rPr>
+      </w:pPr>
+      <w:r>
+        <w:rPr>
+          <w:b/>
+          <w:bCs/>
+          <w:caps/>
+          <w:sz w:val="20"/>
+          <w:szCs w:val="20"/>
+        </w:rPr>
+        <w:fldChar w:fldCharType="end"/>
+      </w:r>
+    </w:p>
+    <w:p>
+      <w:pPr>
+        <w:rPr>
+          <w:b/>
+          <w:bCs/>
+          <w:sz w:val="32"/>
+          <w:szCs w:val="32"/>
+        </w:rPr>
+      </w:pPr>
+      <w:r>
+        <w:rPr>
+          <w:b/>
+          <w:bCs/>
+          <w:sz w:val="32"/>
+          <w:szCs w:val="32"/>
+        </w:rPr>
+        <w:br w:type="page"/>
+      </w:r>
+    </w:p>
+    <w:p>
+      <w:pPr>
+        <w:pStyle w:val="Heading1"/>
+      </w:pPr>
+      <w:bookmarkStart w:id="0" w:name="_Toc239535708"/>
+      <w:r>
+        <w:lastRenderedPageBreak/>
+        <w:t>1</w:t>
+      </w:r>
+      <w:r>
+        <w:t>. Introduction</w:t>
+      </w:r>
+      <w:bookmarkEnd w:id="0"/>
+    </w:p>
+    <w:p>
+      <w:pPr>
+        <w:pStyle w:val="Heading2"/>
+      </w:pPr>
+      <w:bookmarkStart w:id="1" w:name="_Toc239535709"/>
+      <w:r>
+        <w:t>1.1 Background and Motivation</w:t>
+      </w:r>
+      <w:bookmarkEnd w:id="1"/>
+    </w:p>
+    <w:p>
+      <w:r>
+        <w:t>Two key measures of a country's healthcare system and population health are healthcare expenditure and life expectancy. However, countries invest varying levels of resources into their healthcare and systems and have varying life expectancy results as a result. The aim of this project is to examine the link between healthcare expenditure and life expectancy at the national level by investigating the spending patterns and life expectancy of selected OECD countries.</w:t>
+      </w:r>
+    </w:p>
+    <w:p>
+      <w:r>
+        <w:t>The visualisation will be beneficial to students, researchers, policymakers and the public interested in public health. Users will be able to compare countries, look at changes over time and find relationships between the cost of health care and the length of life. These comparisons will be easier to understand if presented visually as opposed to a large mass of raw data for analysis.</w:t>
+      </w:r>
+    </w:p>
+    <w:p/>
+    <w:p>
+      <w:pPr>
+        <w:pStyle w:val="Heading2"/>
+      </w:pPr>
+      <w:bookmarkStart w:id="2" w:name="_Toc239535710"/>
+      <w:r>
+        <w:t>1.2 Visualisation Purpose</w:t>
+      </w:r>
+      <w:bookmarkEnd w:id="2"/>
+    </w:p>
+    <w:p>
+      <w:r>
+        <w:t>This project aims to examine how healthcare spending is linked to life expectancy in the selected OECD countries.</w:t>
+      </w:r>
+    </w:p>
+    <w:p>
+      <w:r>
+        <w:t>The aim of the visualisation will be to investigate the following questions:</w:t>
+      </w:r>
+    </w:p>
+    <w:p>
+      <w:pPr>
+        <w:pStyle w:val="ListParagraph"/>
+        <w:numPr>
+          <w:ilvl w:val="0"/>
+          <w:numId w:val="9"/>
+        </w:numPr>
+      </w:pPr>
+      <w:r>
+        <w:t xml:space="preserve">Do countries with higher health expenditure have a longer life expectancy? </w:t>
+      </w:r>
+    </w:p>
+    <w:p>
+      <w:pPr>
+        <w:pStyle w:val="ListParagraph"/>
+        <w:numPr>
+          <w:ilvl w:val="0"/>
+          <w:numId w:val="9"/>
+        </w:numPr>
+      </w:pPr>
+      <w:r>
+        <w:t xml:space="preserve">What are OECD countries' differences in spent per person on health care? </w:t>
+      </w:r>
+    </w:p>
+    <w:p>
+      <w:pPr>
+        <w:pStyle w:val="ListParagraph"/>
+        <w:numPr>
+          <w:ilvl w:val="0"/>
+          <w:numId w:val="9"/>
+        </w:numPr>
+      </w:pPr>
+      <w:r>
+        <w:t xml:space="preserve">In how many years does the average person live in the selected OECD countries? </w:t>
+      </w:r>
+    </w:p>
+    <w:p>
+      <w:pPr>
+        <w:pStyle w:val="ListParagraph"/>
+        <w:numPr>
+          <w:ilvl w:val="0"/>
+          <w:numId w:val="9"/>
+        </w:numPr>
+      </w:pPr>
+      <w:r>
+        <w:t xml:space="preserve">What is the pattern of change in healthcare cost &amp; life expectancy over time? </w:t>
+      </w:r>
+    </w:p>
+    <w:p>
+      <w:pPr>
+        <w:pStyle w:val="ListParagraph"/>
+        <w:numPr>
+          <w:ilvl w:val="0"/>
+          <w:numId w:val="9"/>
+        </w:numPr>
+      </w:pPr>
+      <w:r>
+        <w:t xml:space="preserve">Which countries have a "satisfactory" life expectancy for their spending on health and care? </w:t>
+      </w:r>
+    </w:p>
+    <w:p>
+      <w:r>
+        <w:t>The finished visualisation will enable users to explore these relationships interactively and then compare between countries and years.</w:t>
+      </w:r>
+    </w:p>
+    <w:p/>
+    <w:p/>
+    <w:p/>
+    <w:p/>
+    <w:p/>
+    <w:p/>
+    <w:p/>
+    <w:p/>
+    <w:p>
+      <w:pPr>
+        <w:pStyle w:val="Heading2"/>
+      </w:pPr>
+      <w:bookmarkStart w:id="3" w:name="_Toc239535711"/>
+      <w:r>
+        <w:t>1.3 Project Schedule</w:t>
+      </w:r>
+      <w:bookmarkEnd w:id="3"/>
+    </w:p>
+    <w:p>
+      <w:r>
+        <w:t xml:space="preserve">To effectively monitor and manage progress throughout the </w:t>
+      </w:r>
+      <w:r>
+        <w:t>Teaching Period</w:t>
+      </w:r>
+      <w:r>
+        <w:t>, the project has been divided into six key phases:</w:t>
+      </w:r>
+    </w:p>
+    <w:p>
+      <w:pPr>
+        <w:pStyle w:val="ListParagraph"/>
+        <w:numPr>
+          <w:ilvl w:val="0"/>
+          <w:numId w:val="19"/>
+        </w:numPr>
+        <w:rPr>
+          <w:b/>
+          <w:bCs/>
+        </w:rPr>
+      </w:pPr>
+      <w:r>
+        <w:t>Project Initiation &amp; Planning</w:t>
+      </w:r>
+    </w:p>
+    <w:p>
+      <w:pPr>
+        <w:pStyle w:val="ListParagraph"/>
+        <w:numPr>
+          <w:ilvl w:val="0"/>
+          <w:numId w:val="19"/>
+        </w:numPr>
+        <w:rPr>
+          <w:b/>
+          <w:bCs/>
+        </w:rPr>
+      </w:pPr>
+      <w:r>
+        <w:t>Project Setup &amp; Data Collection</w:t>
+      </w:r>
+    </w:p>
+    <w:p>
+      <w:pPr>
+        <w:pStyle w:val="ListParagraph"/>
+        <w:numPr>
+          <w:ilvl w:val="0"/>
+          <w:numId w:val="19"/>
+        </w:numPr>
+        <w:rPr>
+          <w:b/>
+          <w:bCs/>
+        </w:rPr>
+      </w:pPr>
+      <w:r>
+        <w:t>Data Preparation &amp; Design</w:t>
+      </w:r>
+    </w:p>
+    <w:p>
+      <w:pPr>
+        <w:pStyle w:val="ListParagraph"/>
+        <w:numPr>
+          <w:ilvl w:val="0"/>
+          <w:numId w:val="19"/>
+        </w:numPr>
+        <w:rPr>
+          <w:b/>
+          <w:bCs/>
+        </w:rPr>
+      </w:pPr>
+      <w:r>
+        <w:t>Development &amp; Implementation</w:t>
+      </w:r>
+    </w:p>
+    <w:p>
+      <w:pPr>
+        <w:pStyle w:val="ListParagraph"/>
+        <w:numPr>
+          <w:ilvl w:val="0"/>
+          <w:numId w:val="19"/>
+        </w:numPr>
+        <w:rPr>
+          <w:b/>
+          <w:bCs/>
+        </w:rPr>
+      </w:pPr>
+      <w:r>
+        <w:t>Testing, Evaluation &amp; Reflection</w:t>
+      </w:r>
+    </w:p>
+    <w:p>
+      <w:pPr>
+        <w:pStyle w:val="ListParagraph"/>
+        <w:numPr>
+          <w:ilvl w:val="0"/>
+          <w:numId w:val="19"/>
+        </w:numPr>
+        <w:rPr>
+          <w:b/>
+          <w:bCs/>
+        </w:rPr>
+      </w:pPr>
+      <w:r>
+        <w:t>Finalisation &amp; Submission</w:t>
+      </w:r>
+    </w:p>
+    <w:p/>
+    <w:tbl>
+      <w:tblPr>
+        <w:tblStyle w:val="TableGridLight"/>
+        <w:tblW w:w="0" w:type="auto"/>
+        <w:tblLook w:val="04A0" w:firstRow="1" w:lastRow="0" w:firstColumn="1" w:lastColumn="0" w:noHBand="0" w:noVBand="1"/>
+      </w:tblPr>
+      <w:tblGrid>
+        <w:gridCol w:w="1396"/>
+        <w:gridCol w:w="5445"/>
+        <w:gridCol w:w="2175"/>
+      </w:tblGrid>
+      <w:tr>
+        <w:tc>
+          <w:tcPr>
+            <w:tcW w:w="1555" w:type="dxa"/>
+            <w:shd w:val="clear" w:color="auto" w:fill="D1D1D1" w:themeFill="background2" w:themeFillShade="E6"/>
             <w:hideMark/>
           </w:tcPr>
           <w:p>
-            <w:r>
-              <w:t>Select OECD Health Statistics topic and identify suitable datasets.</w:t>
+            <w:pPr>
+              <w:spacing w:before="120" w:after="120"/>
+              <w:rPr>
+                <w:b/>
+                <w:bCs/>
+              </w:rPr>
+            </w:pPr>
+            <w:r>
+              <w:rPr>
+                <w:b/>
+                <w:bCs/>
+              </w:rPr>
+              <w:t>Period</w:t>
+            </w:r>
+          </w:p>
+        </w:tc>
+        <w:tc>
+          <w:tcPr>
+            <w:tcW w:w="6520" w:type="dxa"/>
+            <w:shd w:val="clear" w:color="auto" w:fill="D1D1D1" w:themeFill="background2" w:themeFillShade="E6"/>
+            <w:hideMark/>
+          </w:tcPr>
+          <w:p>
+            <w:pPr>
+              <w:spacing w:before="120" w:after="120"/>
+              <w:rPr>
+                <w:b/>
+                <w:bCs/>
+              </w:rPr>
+            </w:pPr>
+            <w:r>
+              <w:rPr>
+                <w:b/>
+                <w:bCs/>
+              </w:rPr>
+              <w:t>Planned Work</w:t>
+            </w:r>
+          </w:p>
+        </w:tc>
+        <w:tc>
+          <w:tcPr>
+            <w:tcW w:w="2381" w:type="dxa"/>
+            <w:shd w:val="clear" w:color="auto" w:fill="D1D1D1" w:themeFill="background2" w:themeFillShade="E6"/>
+          </w:tcPr>
+          <w:p>
+            <w:pPr>
+              <w:spacing w:before="120" w:after="120"/>
+              <w:rPr>
+                <w:b/>
+                <w:bCs/>
+              </w:rPr>
+            </w:pPr>
+            <w:r>
+              <w:rPr>
+                <w:b/>
+                <w:bCs/>
+              </w:rPr>
+              <w:t>Assessment Due</w:t>
             </w:r>
           </w:p>
         </w:tc>
       </w:tr>
       <w:tr>
-        <w:trPr>
-          <w:tblCellSpacing w:w="15" w:type="dxa"/>
-        </w:trPr>
         <w:tc>
           <w:tcPr>
-            <w:tcW w:w="0" w:type="auto"/>
-            <w:tcBorders>
-              <w:top w:val="single" w:sz="4" w:space="0" w:color="auto"/>
-              <w:left w:val="single" w:sz="4" w:space="0" w:color="auto"/>
-              <w:bottom w:val="single" w:sz="4" w:space="0" w:color="auto"/>
-              <w:right w:val="single" w:sz="4" w:space="0" w:color="auto"/>
-            </w:tcBorders>
-            <w:vAlign w:val="center"/>
+            <w:tcW w:w="1555" w:type="dxa"/>
             <w:hideMark/>
           </w:tcPr>
           <w:p>
-            <w:r>
-              <w:t>Week 7</w:t>
+            <w:pPr>
+              <w:spacing w:before="120" w:after="120"/>
+            </w:pPr>
+            <w:r>
+              <w:t>Weeks 4</w:t>
+            </w:r>
+            <w:r>
+              <w:t xml:space="preserve"> + </w:t>
+            </w:r>
+            <w:r>
+              <w:t>5</w:t>
             </w:r>
           </w:p>
         </w:tc>
         <w:tc>
           <w:tcPr>
-            <w:tcW w:w="0" w:type="auto"/>
-            <w:tcBorders>
-              <w:top w:val="single" w:sz="4" w:space="0" w:color="auto"/>
-              <w:left w:val="single" w:sz="4" w:space="0" w:color="auto"/>
-              <w:bottom w:val="single" w:sz="4" w:space="0" w:color="auto"/>
-              <w:right w:val="single" w:sz="4" w:space="0" w:color="auto"/>
-            </w:tcBorders>
-            <w:vAlign w:val="center"/>
+            <w:tcW w:w="6520" w:type="dxa"/>
             <w:hideMark/>
           </w:tcPr>
           <w:p>
-            <w:r>
-              <w:t>Create GitHub repository, collect datasets and begin initial website development.</w:t>
-            </w:r>
+            <w:pPr>
+              <w:pStyle w:val="Heading5"/>
+              <w:tabs>
+                <w:tab w:val="num" w:pos="360"/>
+              </w:tabs>
+            </w:pPr>
+            <w:r>
+              <w:t xml:space="preserve">Project </w:t>
+            </w:r>
+            <w:r>
+              <w:t xml:space="preserve">Initiation </w:t>
+            </w:r>
+            <w:r>
+              <w:rPr>
+                <w:rStyle w:val="Heading5Char"/>
+              </w:rPr>
+              <w:t>&amp; Planning</w:t>
+            </w:r>
+          </w:p>
+          <w:p>
+            <w:pPr>
+              <w:pStyle w:val="ListParagraph"/>
+              <w:numPr>
+                <w:ilvl w:val="0"/>
+                <w:numId w:val="14"/>
+              </w:numPr>
+              <w:spacing w:before="120" w:after="120"/>
+              <w:ind w:left="357" w:hanging="357"/>
+              <w:contextualSpacing w:val="0"/>
+            </w:pPr>
+            <w:r>
+              <w:t>Establish team communication</w:t>
+            </w:r>
+            <w:r>
+              <w:t xml:space="preserve"> and collaboration channels.</w:t>
+            </w:r>
+          </w:p>
+          <w:p>
+            <w:pPr>
+              <w:pStyle w:val="ListParagraph"/>
+              <w:numPr>
+                <w:ilvl w:val="0"/>
+                <w:numId w:val="14"/>
+              </w:numPr>
+              <w:spacing w:before="120" w:after="120"/>
+              <w:ind w:left="357" w:hanging="357"/>
+              <w:contextualSpacing w:val="0"/>
+            </w:pPr>
+            <w:r>
+              <w:t>Re</w:t>
+            </w:r>
+            <w:r>
+              <w:t xml:space="preserve">view </w:t>
+            </w:r>
+            <w:r>
+              <w:t>project</w:t>
+            </w:r>
+            <w:r>
+              <w:t xml:space="preserve"> requirements</w:t>
+            </w:r>
+            <w:r>
+              <w:t>.</w:t>
+            </w:r>
+          </w:p>
+          <w:p>
+            <w:pPr>
+              <w:pStyle w:val="ListParagraph"/>
+              <w:numPr>
+                <w:ilvl w:val="0"/>
+                <w:numId w:val="14"/>
+              </w:numPr>
+              <w:spacing w:before="120" w:after="120"/>
+              <w:ind w:left="357" w:hanging="357"/>
+              <w:contextualSpacing w:val="0"/>
+            </w:pPr>
+            <w:r>
+              <w:t>D</w:t>
+            </w:r>
+            <w:r>
+              <w:t>iscuss project topics.</w:t>
+            </w:r>
+          </w:p>
+        </w:tc>
+        <w:tc>
+          <w:tcPr>
+            <w:tcW w:w="2381" w:type="dxa"/>
+            <w:shd w:val="clear" w:color="auto" w:fill="E8E8E8" w:themeFill="background2"/>
+          </w:tcPr>
+          <w:p>
+            <w:pPr>
+              <w:spacing w:before="120" w:after="120"/>
+            </w:pPr>
           </w:p>
         </w:tc>
       </w:tr>
       <w:tr>
-        <w:trPr>
-          <w:tblCellSpacing w:w="15" w:type="dxa"/>
-        </w:trPr>
         <w:tc>
           <w:tcPr>
-            <w:tcW w:w="0" w:type="auto"/>
-            <w:tcBorders>
-              <w:top w:val="single" w:sz="4" w:space="0" w:color="auto"/>
-              <w:left w:val="single" w:sz="4" w:space="0" w:color="auto"/>
-              <w:bottom w:val="single" w:sz="4" w:space="0" w:color="auto"/>
-              <w:right w:val="single" w:sz="4" w:space="0" w:color="auto"/>
-            </w:tcBorders>
-            <w:vAlign w:val="center"/>
+            <w:tcW w:w="1555" w:type="dxa"/>
             <w:hideMark/>
           </w:tcPr>
           <w:p>
-            <w:r>
-              <w:t>Week 8</w:t>
+            <w:pPr>
+              <w:spacing w:before="120" w:after="120"/>
+            </w:pPr>
+            <w:r>
+              <w:t>Week 6</w:t>
             </w:r>
           </w:p>
         </w:tc>
         <w:tc>
           <w:tcPr>
-            <w:tcW w:w="0" w:type="auto"/>
-            <w:tcBorders>
-              <w:top w:val="single" w:sz="4" w:space="0" w:color="auto"/>
-              <w:left w:val="single" w:sz="4" w:space="0" w:color="auto"/>
-              <w:bottom w:val="single" w:sz="4" w:space="0" w:color="auto"/>
-              <w:right w:val="single" w:sz="4" w:space="0" w:color="auto"/>
-            </w:tcBorders>
-            <w:vAlign w:val="center"/>
+            <w:tcW w:w="6520" w:type="dxa"/>
             <w:hideMark/>
           </w:tcPr>
           <w:p>
-            <w:r>
-              <w:t>Prepare for Project Standup 1 and begin documenting the project process.</w:t>
-            </w:r>
+            <w:pPr>
+              <w:pStyle w:val="ListParagraph"/>
+              <w:numPr>
+                <w:ilvl w:val="0"/>
+                <w:numId w:val="15"/>
+              </w:numPr>
+              <w:spacing w:before="120" w:after="120"/>
+              <w:ind w:left="357" w:hanging="357"/>
+              <w:contextualSpacing w:val="0"/>
+            </w:pPr>
+            <w:r>
+              <w:t>Select OECD Health Statistics topic</w:t>
+            </w:r>
+            <w:r>
+              <w:t xml:space="preserve"> + visualisation purpose questions.</w:t>
+            </w:r>
+          </w:p>
+          <w:p>
+            <w:pPr>
+              <w:pStyle w:val="ListParagraph"/>
+              <w:numPr>
+                <w:ilvl w:val="0"/>
+                <w:numId w:val="15"/>
+              </w:numPr>
+              <w:spacing w:before="120" w:after="120"/>
+              <w:ind w:left="357" w:hanging="357"/>
+              <w:contextualSpacing w:val="0"/>
+            </w:pPr>
+            <w:r>
+              <w:t>I</w:t>
+            </w:r>
+            <w:r>
+              <w:t>dentify datasets</w:t>
+            </w:r>
+            <w:r>
+              <w:t xml:space="preserve"> to be utilised for the visualisations</w:t>
+            </w:r>
+            <w:r>
+              <w:t>.</w:t>
+            </w:r>
+          </w:p>
+        </w:tc>
+        <w:tc>
+          <w:tcPr>
+            <w:tcW w:w="2381" w:type="dxa"/>
+            <w:shd w:val="clear" w:color="auto" w:fill="E8E8E8" w:themeFill="background2"/>
+          </w:tcPr>
+          <w:p>
+            <w:pPr>
+              <w:spacing w:before="120" w:after="120"/>
+            </w:pPr>
           </w:p>
         </w:tc>
       </w:tr>
       <w:tr>
-        <w:trPr>
-          <w:tblCellSpacing w:w="15" w:type="dxa"/>
-        </w:trPr>
         <w:tc>
           <w:tcPr>
-            <w:tcW w:w="0" w:type="auto"/>
-            <w:tcBorders>
-              <w:top w:val="single" w:sz="4" w:space="0" w:color="auto"/>
-              <w:left w:val="single" w:sz="4" w:space="0" w:color="auto"/>
-              <w:bottom w:val="single" w:sz="4" w:space="0" w:color="auto"/>
-              <w:right w:val="single" w:sz="4" w:space="0" w:color="auto"/>
-            </w:tcBorders>
-            <w:vAlign w:val="center"/>
+            <w:tcW w:w="1555" w:type="dxa"/>
             <w:hideMark/>
           </w:tcPr>
           <w:p>
-            <w:r>
-              <w:t>Week 9</w:t>
+            <w:pPr>
+              <w:spacing w:before="120" w:after="120"/>
+            </w:pPr>
+            <w:r>
+              <w:t>Week 7</w:t>
             </w:r>
           </w:p>
         </w:tc>
         <w:tc>
           <w:tcPr>
-            <w:tcW w:w="0" w:type="auto"/>
-            <w:tcBorders>
-              <w:top w:val="single" w:sz="4" w:space="0" w:color="auto"/>
-              <w:left w:val="single" w:sz="4" w:space="0" w:color="auto"/>
-              <w:bottom w:val="single" w:sz="4" w:space="0" w:color="auto"/>
-              <w:right w:val="single" w:sz="4" w:space="0" w:color="auto"/>
-            </w:tcBorders>
-            <w:vAlign w:val="center"/>
+            <w:tcW w:w="6520" w:type="dxa"/>
             <w:hideMark/>
           </w:tcPr>
           <w:p>
-            <w:r>
-              <w:t>Clean and process datasets and develop initial visualisation concepts.</w:t>
-            </w:r>
+            <w:pPr>
+              <w:pStyle w:val="Heading5"/>
+            </w:pPr>
+            <w:r>
+              <w:t>Project Setup &amp; Data Collection</w:t>
+            </w:r>
+          </w:p>
+          <w:p>
+            <w:pPr>
+              <w:pStyle w:val="ListParagraph"/>
+              <w:numPr>
+                <w:ilvl w:val="0"/>
+                <w:numId w:val="15"/>
+              </w:numPr>
+              <w:spacing w:before="120" w:after="120"/>
+              <w:ind w:left="357" w:hanging="357"/>
+              <w:contextualSpacing w:val="0"/>
+            </w:pPr>
+            <w:r>
+              <w:t>Create GitHub repository</w:t>
+            </w:r>
+            <w:r>
+              <w:t xml:space="preserve">. </w:t>
+            </w:r>
+          </w:p>
+          <w:p>
+            <w:pPr>
+              <w:pStyle w:val="ListParagraph"/>
+              <w:numPr>
+                <w:ilvl w:val="0"/>
+                <w:numId w:val="15"/>
+              </w:numPr>
+              <w:spacing w:before="120" w:after="120"/>
+              <w:ind w:left="357" w:hanging="357"/>
+              <w:contextualSpacing w:val="0"/>
+            </w:pPr>
+            <w:r>
+              <w:t>C</w:t>
+            </w:r>
+            <w:r>
+              <w:t>ollect datasets</w:t>
+            </w:r>
+            <w:r>
+              <w:t xml:space="preserve">. </w:t>
+            </w:r>
+          </w:p>
+          <w:p>
+            <w:pPr>
+              <w:pStyle w:val="ListParagraph"/>
+              <w:numPr>
+                <w:ilvl w:val="0"/>
+                <w:numId w:val="15"/>
+              </w:numPr>
+              <w:spacing w:before="120" w:after="120"/>
+              <w:ind w:left="357" w:hanging="357"/>
+              <w:contextualSpacing w:val="0"/>
+            </w:pPr>
+            <w:r>
+              <w:t>B</w:t>
+            </w:r>
+            <w:r>
+              <w:t>egin initial website development</w:t>
+            </w:r>
+            <w:r>
+              <w:t xml:space="preserve"> (excluding visualisations)</w:t>
+            </w:r>
+            <w:r>
+              <w:t>.</w:t>
+            </w:r>
+          </w:p>
+        </w:tc>
+        <w:tc>
+          <w:tcPr>
+            <w:tcW w:w="2381" w:type="dxa"/>
+            <w:shd w:val="clear" w:color="auto" w:fill="E8E8E8" w:themeFill="background2"/>
+          </w:tcPr>
+          <w:p>
+            <w:pPr>
+              <w:spacing w:before="120" w:after="120"/>
+            </w:pPr>
           </w:p>
         </w:tc>
       </w:tr>
       <w:tr>
-        <w:trPr>
-          <w:tblCellSpacing w:w="15" w:type="dxa"/>
-        </w:trPr>
         <w:tc>
           <w:tcPr>
-            <w:tcW w:w="0" w:type="auto"/>
-            <w:tcBorders>
-              <w:top w:val="single" w:sz="4" w:space="0" w:color="auto"/>
-              <w:left w:val="single" w:sz="4" w:space="0" w:color="auto"/>
-              <w:bottom w:val="single" w:sz="4" w:space="0" w:color="auto"/>
-              <w:right w:val="single" w:sz="4" w:space="0" w:color="auto"/>
-            </w:tcBorders>
-            <w:vAlign w:val="center"/>
+            <w:tcW w:w="1555" w:type="dxa"/>
             <w:hideMark/>
           </w:tcPr>
           <w:p>
-            <w:r>
-              <w:t>Week 10</w:t>
+            <w:pPr>
+              <w:spacing w:before="120" w:after="120"/>
+            </w:pPr>
+            <w:r>
+              <w:t>Week 8</w:t>
             </w:r>
           </w:p>
         </w:tc>
         <w:tc>
           <w:tcPr>
-            <w:tcW w:w="0" w:type="auto"/>
-            <w:tcBorders>
-              <w:top w:val="single" w:sz="4" w:space="0" w:color="auto"/>
-              <w:left w:val="single" w:sz="4" w:space="0" w:color="auto"/>
-              <w:bottom w:val="single" w:sz="4" w:space="0" w:color="auto"/>
-              <w:right w:val="single" w:sz="4" w:space="0" w:color="auto"/>
-            </w:tcBorders>
-            <w:vAlign w:val="center"/>
+            <w:tcW w:w="6520" w:type="dxa"/>
             <w:hideMark/>
           </w:tcPr>
           <w:p>
-            <w:r>
-              <w:t>Develop D3 visualisations and interactive features.</w:t>
+            <w:pPr>
+              <w:pStyle w:val="Heading5"/>
+            </w:pPr>
+            <w:r>
+              <w:t>Data Preparation &amp; Design</w:t>
+            </w:r>
+          </w:p>
+          <w:p>
+            <w:pPr>
+              <w:pStyle w:val="ListParagraph"/>
+              <w:numPr>
+                <w:ilvl w:val="0"/>
+                <w:numId w:val="16"/>
+              </w:numPr>
+              <w:spacing w:before="120" w:after="120"/>
+              <w:ind w:left="357" w:hanging="357"/>
+              <w:contextualSpacing w:val="0"/>
+            </w:pPr>
+            <w:r>
+              <w:t>Complete standup 1 report.</w:t>
+            </w:r>
+          </w:p>
+          <w:p>
+            <w:pPr>
+              <w:pStyle w:val="ListParagraph"/>
+              <w:numPr>
+                <w:ilvl w:val="0"/>
+                <w:numId w:val="16"/>
+              </w:numPr>
+              <w:spacing w:before="120" w:after="120"/>
+              <w:ind w:left="357" w:hanging="357"/>
+              <w:contextualSpacing w:val="0"/>
+            </w:pPr>
+            <w:r>
+              <w:t>D</w:t>
+            </w:r>
+            <w:r>
+              <w:t>ocument</w:t>
+            </w:r>
+            <w:r>
+              <w:t xml:space="preserve"> </w:t>
+            </w:r>
+            <w:r>
+              <w:t xml:space="preserve">the project </w:t>
+            </w:r>
+            <w:r>
+              <w:t>details for the p</w:t>
+            </w:r>
+            <w:r>
+              <w:t>roject process book</w:t>
+            </w:r>
+            <w:r>
+              <w:t>.</w:t>
+            </w:r>
+          </w:p>
+        </w:tc>
+        <w:tc>
+          <w:tcPr>
+            <w:tcW w:w="2381" w:type="dxa"/>
+          </w:tcPr>
+          <w:p>
+            <w:pPr>
+              <w:spacing w:before="120" w:after="120"/>
+            </w:pPr>
+            <w:r>
+              <w:t>Assignment 3A:</w:t>
+            </w:r>
+            <w:r>
+              <w:t xml:space="preserve"> Project Standup 1</w:t>
             </w:r>
           </w:p>
         </w:tc>
       </w:tr>
       <w:tr>
-        <w:trPr>
-          <w:tblCellSpacing w:w="15" w:type="dxa"/>
-        </w:trPr>
         <w:tc>
           <w:tcPr>
-            <w:tcW w:w="0" w:type="auto"/>
-            <w:tcBorders>
-              <w:top w:val="single" w:sz="4" w:space="0" w:color="auto"/>
-              <w:left w:val="single" w:sz="4" w:space="0" w:color="auto"/>
-              <w:bottom w:val="single" w:sz="4" w:space="0" w:color="auto"/>
-              <w:right w:val="single" w:sz="4" w:space="0" w:color="auto"/>
-            </w:tcBorders>
-            <w:vAlign w:val="center"/>
+            <w:tcW w:w="1555" w:type="dxa"/>
             <w:hideMark/>
           </w:tcPr>
           <w:p>
-            <w:r>
-              <w:t>Week 11</w:t>
+            <w:pPr>
+              <w:spacing w:before="120" w:after="120"/>
+            </w:pPr>
+            <w:r>
+              <w:t>Week 9</w:t>
             </w:r>
           </w:p>
         </w:tc>
         <w:tc>
           <w:tcPr>
-            <w:tcW w:w="0" w:type="auto"/>
-            <w:tcBorders>
-              <w:top w:val="single" w:sz="4" w:space="0" w:color="auto"/>
-              <w:left w:val="single" w:sz="4" w:space="0" w:color="auto"/>
-              <w:bottom w:val="single" w:sz="4" w:space="0" w:color="auto"/>
-              <w:right w:val="single" w:sz="4" w:space="0" w:color="auto"/>
-            </w:tcBorders>
-            <w:vAlign w:val="center"/>
+            <w:tcW w:w="6520" w:type="dxa"/>
             <w:hideMark/>
           </w:tcPr>
           <w:p>
-            <w:r>
-              <w:t>Refine visualisations, website design and user interactions.</w:t>
-            </w:r>
+            <w:pPr>
+              <w:pStyle w:val="ListParagraph"/>
+              <w:numPr>
+                <w:ilvl w:val="0"/>
+                <w:numId w:val="17"/>
+              </w:numPr>
+              <w:spacing w:before="120" w:after="120"/>
+              <w:ind w:left="357" w:hanging="357"/>
+              <w:contextualSpacing w:val="0"/>
+            </w:pPr>
+            <w:r>
+              <w:t>Clean and process datasets</w:t>
+            </w:r>
+            <w:r>
+              <w:t>.</w:t>
+            </w:r>
+          </w:p>
+          <w:p>
+            <w:pPr>
+              <w:pStyle w:val="ListParagraph"/>
+              <w:numPr>
+                <w:ilvl w:val="0"/>
+                <w:numId w:val="17"/>
+              </w:numPr>
+              <w:spacing w:before="120" w:after="120"/>
+              <w:ind w:left="357" w:hanging="357"/>
+              <w:contextualSpacing w:val="0"/>
+            </w:pPr>
+            <w:r>
+              <w:lastRenderedPageBreak/>
+              <w:t>Finalise website design.</w:t>
+            </w:r>
+          </w:p>
+          <w:p>
+            <w:pPr>
+              <w:pStyle w:val="ListParagraph"/>
+              <w:numPr>
+                <w:ilvl w:val="0"/>
+                <w:numId w:val="17"/>
+              </w:numPr>
+              <w:spacing w:before="120" w:after="120"/>
+              <w:ind w:left="357" w:hanging="357"/>
+              <w:contextualSpacing w:val="0"/>
+            </w:pPr>
+            <w:r>
+              <w:t>D</w:t>
+            </w:r>
+            <w:r>
+              <w:t>evelop initial visualisation concepts.</w:t>
+            </w:r>
+          </w:p>
+        </w:tc>
+        <w:tc>
+          <w:tcPr>
+            <w:tcW w:w="2381" w:type="dxa"/>
+            <w:shd w:val="clear" w:color="auto" w:fill="E8E8E8" w:themeFill="background2"/>
+          </w:tcPr>
+          <w:p>
+            <w:pPr>
+              <w:spacing w:before="120" w:after="120"/>
+            </w:pPr>
           </w:p>
         </w:tc>
       </w:tr>
       <w:tr>
-        <w:trPr>
-          <w:tblCellSpacing w:w="15" w:type="dxa"/>
-        </w:trPr>
         <w:tc>
           <w:tcPr>
-            <w:tcW w:w="0" w:type="auto"/>
-            <w:tcBorders>
-              <w:top w:val="single" w:sz="4" w:space="0" w:color="auto"/>
-              <w:left w:val="single" w:sz="4" w:space="0" w:color="auto"/>
-              <w:bottom w:val="single" w:sz="4" w:space="0" w:color="auto"/>
-              <w:right w:val="single" w:sz="4" w:space="0" w:color="auto"/>
-            </w:tcBorders>
-            <w:vAlign w:val="center"/>
+            <w:tcW w:w="1555" w:type="dxa"/>
             <w:hideMark/>
           </w:tcPr>
           <w:p>
-            <w:r>
-              <w:t>Week 12</w:t>
+            <w:pPr>
+              <w:spacing w:before="120" w:after="120"/>
+            </w:pPr>
+            <w:r>
+              <w:t>Week 10</w:t>
             </w:r>
           </w:p>
         </w:tc>
         <w:tc>
           <w:tcPr>
-            <w:tcW w:w="0" w:type="auto"/>
-            <w:tcBorders>
-              <w:top w:val="single" w:sz="4" w:space="0" w:color="auto"/>
-              <w:left w:val="single" w:sz="4" w:space="0" w:color="auto"/>
-              <w:bottom w:val="single" w:sz="4" w:space="0" w:color="auto"/>
-              <w:right w:val="single" w:sz="4" w:space="0" w:color="auto"/>
-            </w:tcBorders>
-            <w:vAlign w:val="center"/>
+            <w:tcW w:w="6520" w:type="dxa"/>
             <w:hideMark/>
           </w:tcPr>
           <w:p>
-            <w:r>
-              <w:t>Test the website and visualisations and make improvements.</w:t>
+            <w:pPr>
+              <w:pStyle w:val="Heading5"/>
+            </w:pPr>
+            <w:r>
+              <w:t>Development &amp; Implementation</w:t>
+            </w:r>
+          </w:p>
+          <w:p>
+            <w:pPr>
+              <w:pStyle w:val="ListParagraph"/>
+              <w:numPr>
+                <w:ilvl w:val="0"/>
+                <w:numId w:val="18"/>
+              </w:numPr>
+              <w:spacing w:before="120" w:after="120"/>
+              <w:contextualSpacing w:val="0"/>
+            </w:pPr>
+            <w:r>
+              <w:t>Develop D3 visualisations and interactive features.</w:t>
+            </w:r>
+          </w:p>
+          <w:p>
+            <w:pPr>
+              <w:pStyle w:val="ListParagraph"/>
+              <w:numPr>
+                <w:ilvl w:val="0"/>
+                <w:numId w:val="18"/>
+              </w:numPr>
+              <w:spacing w:before="120" w:after="120"/>
+              <w:contextualSpacing w:val="0"/>
+            </w:pPr>
+            <w:r>
+              <w:t>Complete standup 2 report.</w:t>
+            </w:r>
+          </w:p>
+        </w:tc>
+        <w:tc>
+          <w:tcPr>
+            <w:tcW w:w="2381" w:type="dxa"/>
+          </w:tcPr>
+          <w:p>
+            <w:pPr>
+              <w:spacing w:before="120" w:after="120"/>
+            </w:pPr>
+            <w:r>
+              <w:t>Assignment 3A:</w:t>
+            </w:r>
+            <w:r>
+              <w:t xml:space="preserve"> Project Standup </w:t>
+            </w:r>
+            <w:r>
+              <w:t>2</w:t>
             </w:r>
           </w:p>
         </w:tc>
       </w:tr>
       <w:tr>
-        <w:trPr>
-          <w:tblCellSpacing w:w="15" w:type="dxa"/>
-        </w:trPr>
         <w:tc>
           <w:tcPr>
-            <w:tcW w:w="0" w:type="auto"/>
-            <w:tcBorders>
-              <w:top w:val="single" w:sz="4" w:space="0" w:color="auto"/>
-              <w:left w:val="single" w:sz="4" w:space="0" w:color="auto"/>
-              <w:bottom w:val="single" w:sz="4" w:space="0" w:color="auto"/>
-              <w:right w:val="single" w:sz="4" w:space="0" w:color="auto"/>
-            </w:tcBorders>
-            <w:vAlign w:val="center"/>
+            <w:tcW w:w="1555" w:type="dxa"/>
             <w:hideMark/>
           </w:tcPr>
           <w:p>
-            <w:r>
-              <w:t>Exam Period</w:t>
+            <w:pPr>
+              <w:spacing w:before="120" w:after="120"/>
+            </w:pPr>
+            <w:r>
+              <w:t>Week 11</w:t>
             </w:r>
           </w:p>
         </w:tc>
         <w:tc>
           <w:tcPr>
-            <w:tcW w:w="0" w:type="auto"/>
-            <w:tcBorders>
-              <w:top w:val="single" w:sz="4" w:space="0" w:color="auto"/>
-              <w:left w:val="single" w:sz="4" w:space="0" w:color="auto"/>
-              <w:bottom w:val="single" w:sz="4" w:space="0" w:color="auto"/>
-              <w:right w:val="single" w:sz="4" w:space="0" w:color="auto"/>
-            </w:tcBorders>
-            <w:vAlign w:val="center"/>
+            <w:tcW w:w="6520" w:type="dxa"/>
             <w:hideMark/>
           </w:tcPr>
           <w:p>
-            <w:r>
-              <w:t>Finalise the Project Process Book and Website and Visualisation for submission.</w:t>
+            <w:pPr>
+              <w:pStyle w:val="ListParagraph"/>
+              <w:numPr>
+                <w:ilvl w:val="0"/>
+                <w:numId w:val="18"/>
+              </w:numPr>
+              <w:spacing w:before="120" w:after="120"/>
+              <w:contextualSpacing w:val="0"/>
+            </w:pPr>
+            <w:r>
+              <w:t xml:space="preserve">Refine </w:t>
+            </w:r>
+            <w:r>
+              <w:t xml:space="preserve">data </w:t>
+            </w:r>
+            <w:r>
+              <w:t>visualisations, website design and user interactions.</w:t>
+            </w:r>
+          </w:p>
+          <w:p>
+            <w:pPr>
+              <w:pStyle w:val="ListParagraph"/>
+              <w:numPr>
+                <w:ilvl w:val="0"/>
+                <w:numId w:val="18"/>
+              </w:numPr>
+              <w:spacing w:before="120" w:after="120"/>
+              <w:contextualSpacing w:val="0"/>
+            </w:pPr>
+            <w:r>
+              <w:t>Complete standup 3 report.</w:t>
+            </w:r>
+          </w:p>
+        </w:tc>
+        <w:tc>
+          <w:tcPr>
+            <w:tcW w:w="2381" w:type="dxa"/>
+          </w:tcPr>
+          <w:p>
+            <w:pPr>
+              <w:spacing w:before="120" w:after="120"/>
+            </w:pPr>
+            <w:r>
+              <w:t>Assignment 3A:</w:t>
+            </w:r>
+            <w:r>
+              <w:t xml:space="preserve"> Project Standup </w:t>
+            </w:r>
+            <w:r>
+              <w:t>3</w:t>
+            </w:r>
+          </w:p>
+        </w:tc>
+      </w:tr>
+      <w:tr>
+        <w:tc>
+          <w:tcPr>
+            <w:tcW w:w="1555" w:type="dxa"/>
+            <w:hideMark/>
+          </w:tcPr>
+          <w:p>
+            <w:pPr>
+              <w:spacing w:before="120" w:after="120"/>
+            </w:pPr>
+            <w:r>
+              <w:t>Week 12</w:t>
+            </w:r>
+          </w:p>
+        </w:tc>
+        <w:tc>
+          <w:tcPr>
+            <w:tcW w:w="6520" w:type="dxa"/>
+            <w:hideMark/>
+          </w:tcPr>
+          <w:p>
+            <w:pPr>
+              <w:pStyle w:val="Heading5"/>
+            </w:pPr>
+            <w:r>
+              <w:t>Testing, Evaluation &amp; Reflection</w:t>
+            </w:r>
+          </w:p>
+          <w:p>
+            <w:pPr>
+              <w:pStyle w:val="ListParagraph"/>
+              <w:numPr>
+                <w:ilvl w:val="0"/>
+                <w:numId w:val="18"/>
+              </w:numPr>
+              <w:spacing w:before="120" w:after="120"/>
+              <w:contextualSpacing w:val="0"/>
+            </w:pPr>
+            <w:r>
+              <w:t>Test the website and visualisations</w:t>
+            </w:r>
+            <w:r>
+              <w:t>.</w:t>
+            </w:r>
+          </w:p>
+          <w:p>
+            <w:pPr>
+              <w:pStyle w:val="ListParagraph"/>
+              <w:numPr>
+                <w:ilvl w:val="0"/>
+                <w:numId w:val="18"/>
+              </w:numPr>
+              <w:spacing w:before="120" w:after="120"/>
+              <w:contextualSpacing w:val="0"/>
+            </w:pPr>
+            <w:r>
+              <w:t>I</w:t>
+            </w:r>
+            <w:r>
+              <w:t xml:space="preserve">mplement improvements based on testing </w:t>
+            </w:r>
+          </w:p>
+          <w:p>
+            <w:pPr>
+              <w:pStyle w:val="ListParagraph"/>
+              <w:numPr>
+                <w:ilvl w:val="0"/>
+                <w:numId w:val="18"/>
+              </w:numPr>
+              <w:spacing w:before="120" w:after="120"/>
+              <w:contextualSpacing w:val="0"/>
+            </w:pPr>
+            <w:r>
+              <w:t>Complete standup 4 report.</w:t>
+            </w:r>
+          </w:p>
+          <w:p>
+            <w:pPr>
+              <w:pStyle w:val="ListParagraph"/>
+              <w:numPr>
+                <w:ilvl w:val="0"/>
+                <w:numId w:val="18"/>
+              </w:numPr>
+              <w:spacing w:before="120" w:after="120"/>
+              <w:contextualSpacing w:val="0"/>
+            </w:pPr>
+            <w:r>
+              <w:t>Commence project reflection and peer review.</w:t>
+            </w:r>
+          </w:p>
+        </w:tc>
+        <w:tc>
+          <w:tcPr>
+            <w:tcW w:w="2381" w:type="dxa"/>
+          </w:tcPr>
+          <w:p>
+            <w:pPr>
+              <w:spacing w:before="120" w:after="120"/>
+            </w:pPr>
+            <w:r>
+              <w:t>Assignment 3A:</w:t>
+            </w:r>
+            <w:r>
+              <w:t xml:space="preserve"> Project Standup </w:t>
+            </w:r>
+            <w:r>
+              <w:t>4</w:t>
+            </w:r>
+          </w:p>
+        </w:tc>
+      </w:tr>
+      <w:tr>
+        <w:tc>
+          <w:tcPr>
+            <w:tcW w:w="1555" w:type="dxa"/>
+            <w:hideMark/>
+          </w:tcPr>
+          <w:p>
+            <w:pPr>
+              <w:spacing w:before="120" w:after="120"/>
+            </w:pPr>
+            <w:r>
+              <w:t>Exam Period</w:t>
+            </w:r>
+          </w:p>
+        </w:tc>
+        <w:tc>
+          <w:tcPr>
+            <w:tcW w:w="6520" w:type="dxa"/>
+            <w:hideMark/>
+          </w:tcPr>
+          <w:p>
+            <w:pPr>
+              <w:pStyle w:val="Heading5"/>
+            </w:pPr>
+            <w:r>
+              <w:t>Finalisation &amp; Submission</w:t>
+            </w:r>
+          </w:p>
+          <w:p>
+            <w:pPr>
+              <w:pStyle w:val="ListParagraph"/>
+              <w:numPr>
+                <w:ilvl w:val="0"/>
+                <w:numId w:val="18"/>
+              </w:numPr>
+              <w:spacing w:before="120" w:after="120"/>
+              <w:ind w:left="357" w:hanging="357"/>
+              <w:contextualSpacing w:val="0"/>
+            </w:pPr>
+            <w:r>
+              <w:t>Finalise the Project Process Book</w:t>
+            </w:r>
+            <w:r>
+              <w:t xml:space="preserve"> for submission.</w:t>
+            </w:r>
+          </w:p>
+          <w:p>
+            <w:pPr>
+              <w:pStyle w:val="ListParagraph"/>
+              <w:numPr>
+                <w:ilvl w:val="0"/>
+                <w:numId w:val="18"/>
+              </w:numPr>
+              <w:spacing w:before="120" w:after="120"/>
+              <w:ind w:left="357" w:hanging="357"/>
+              <w:contextualSpacing w:val="0"/>
+            </w:pPr>
+            <w:r>
+              <w:t xml:space="preserve">Finalise the </w:t>
+            </w:r>
+            <w:r>
+              <w:t>Website and Visualisation for submission.</w:t>
+            </w:r>
+          </w:p>
+          <w:p>
+            <w:pPr>
+              <w:pStyle w:val="ListParagraph"/>
+              <w:numPr>
+                <w:ilvl w:val="0"/>
+                <w:numId w:val="18"/>
+              </w:numPr>
+              <w:spacing w:before="120" w:after="120"/>
+              <w:ind w:left="357" w:hanging="357"/>
+              <w:contextualSpacing w:val="0"/>
+            </w:pPr>
+            <w:r>
+              <w:t>Complete project reflection and peer review.</w:t>
+            </w:r>
+          </w:p>
+        </w:tc>
+        <w:tc>
+          <w:tcPr>
+            <w:tcW w:w="2381" w:type="dxa"/>
+          </w:tcPr>
+          <w:p>
+            <w:pPr>
+              <w:spacing w:before="120" w:after="120"/>
+            </w:pPr>
+            <w:r>
+              <w:t>Assignment 3B: Project process book</w:t>
+            </w:r>
+          </w:p>
+          <w:p>
+            <w:pPr>
+              <w:spacing w:before="120" w:after="120"/>
+            </w:pPr>
+            <w:r>
+              <w:t>Assignment 3C: Website and visualisation</w:t>
+            </w:r>
+          </w:p>
+          <w:p>
+            <w:pPr>
+              <w:spacing w:before="120" w:after="120"/>
+            </w:pPr>
+            <w:r>
+              <w:t>Assignment 3D: Project reflection and peer review</w:t>
             </w:r>
           </w:p>
         </w:tc>
@@ -822,25 +2894,70 @@
           <w:szCs w:val="28"/>
         </w:rPr>
       </w:pPr>
-      <w:r>
+    </w:p>
+    <w:p>
+      <w:pPr>
+        <w:pStyle w:val="Heading2"/>
+      </w:pPr>
+      <w:bookmarkStart w:id="4" w:name="_Toc239535712"/>
+      <w:r>
+        <w:t>1.4 Team Collaboration and Project Setup</w:t>
+      </w:r>
+      <w:bookmarkEnd w:id="4"/>
+    </w:p>
+    <w:p>
+      <w:r>
+        <w:t>As Team 1E we established communication via Canvas messages and decided to continue collaboration via Microsoft Teams. We quickly established that team members had opposite personal schedules, therefore making it difficult to settle on a consistent meeting time. Text communication has been the default method with space for ad-hoc meetings via call as required. The team agreed to consolidate project version control and document management to a shared GitHub repository for ease of use.</w:t>
+      </w:r>
+    </w:p>
+    <w:p>
+      <w:r>
+        <w:rPr>
+          <w:b/>
+          <w:bCs/>
+        </w:rPr>
+        <w:t>Communication method:</w:t>
+      </w:r>
+      <w:r>
+        <w:t xml:space="preserve"> Microsoft Teams</w:t>
+      </w:r>
+    </w:p>
+    <w:p>
+      <w:r>
+        <w:rPr>
+          <w:b/>
+          <w:bCs/>
+        </w:rPr>
+        <w:t>Document management</w:t>
+      </w:r>
+      <w:r>
+        <w:rPr>
+          <w:b/>
+          <w:bCs/>
+        </w:rPr>
+        <w:t xml:space="preserve"> + Version Control</w:t>
+      </w:r>
+      <w:r>
+        <w:rPr>
+          <w:b/>
+          <w:bCs/>
+        </w:rPr>
+        <w:t>:</w:t>
+      </w:r>
+      <w:r>
+        <w:t xml:space="preserve">  GitHub</w:t>
+      </w:r>
+    </w:p>
+    <w:p>
+      <w:pPr>
         <w:rPr>
           <w:b/>
           <w:bCs/>
           <w:sz w:val="28"/>
           <w:szCs w:val="28"/>
         </w:rPr>
-        <w:t>1.4 Team Collaboration and Project Setup</w:t>
-      </w:r>
-    </w:p>
-    <w:p>
-      <w:pPr>
-        <w:rPr>
-          <w:b/>
-          <w:bCs/>
-          <w:sz w:val="28"/>
-          <w:szCs w:val="28"/>
-        </w:rPr>
         <w:sectPr>
+          <w:headerReference w:type="default" r:id="rId9"/>
           <w:pgSz w:w="11906" w:h="16838"/>
           <w:pgMar w:top="1440" w:right="1440" w:bottom="1440" w:left="1440" w:header="708" w:footer="708" w:gutter="0"/>
           <w:cols w:space="708"/>
@@ -887,6 +3004,7 @@
                 <w:sz w:val="28"/>
                 <w:szCs w:val="28"/>
               </w:rPr>
+              <w:lastRenderedPageBreak/>
               <w:drawing>
                 <wp:inline distT="0" distB="0" distL="0" distR="0" wp14:anchorId="1D776851" wp14:editId="08E9B0BD">
                   <wp:extent cx="3048000" cy="2703443"/>
@@ -903,7 +3021,7 @@
                           <pic:cNvPicPr/>
                         </pic:nvPicPr>
                         <pic:blipFill>
-                          <a:blip r:embed="rId6"/>
+                          <a:blip r:embed="rId10"/>
                           <a:stretch>
                             <a:fillRect/>
                           </a:stretch>
@@ -976,7 +3094,7 @@
                     <pic:cNvPicPr/>
                   </pic:nvPicPr>
                   <pic:blipFill>
-                    <a:blip r:embed="rId7"/>
+                    <a:blip r:embed="rId11"/>
                     <a:stretch>
                       <a:fillRect/>
                     </a:stretch>
@@ -1002,46 +3120,6 @@
         <w:rPr>
           <w:b/>
           <w:bCs/>
-          <w:sz w:val="32"/>
-          <w:szCs w:val="32"/>
-        </w:rPr>
-      </w:pPr>
-    </w:p>
-    <w:p>
-      <w:pPr>
-        <w:rPr>
-          <w:b/>
-          <w:bCs/>
-          <w:sz w:val="32"/>
-          <w:szCs w:val="32"/>
-        </w:rPr>
-      </w:pPr>
-    </w:p>
-    <w:p>
-      <w:pPr>
-        <w:rPr>
-          <w:b/>
-          <w:bCs/>
-          <w:sz w:val="28"/>
-          <w:szCs w:val="28"/>
-        </w:rPr>
-      </w:pPr>
-      <w:r>
-        <w:rPr>
-          <w:b/>
-          <w:bCs/>
-          <w:sz w:val="28"/>
-          <w:szCs w:val="28"/>
-        </w:rPr>
-        <w:lastRenderedPageBreak/>
-        <w:t>1.4 Team Collaboration and Project Setup</w:t>
-      </w:r>
-    </w:p>
-    <w:p>
-      <w:pPr>
-        <w:rPr>
-          <w:b/>
-          <w:bCs/>
           <w:sz w:val="28"/>
           <w:szCs w:val="28"/>
         </w:rPr>
@@ -1080,7 +3158,7 @@
                     <pic:cNvPicPr/>
                   </pic:nvPicPr>
                   <pic:blipFill>
-                    <a:blip r:embed="rId8"/>
+                    <a:blip r:embed="rId12"/>
                     <a:stretch>
                       <a:fillRect/>
                     </a:stretch>
@@ -1121,40 +3199,36 @@
     <w:p>
       <w:pPr>
         <w:rPr>
-          <w:b/>
-          <w:bCs/>
-          <w:sz w:val="32"/>
-          <w:szCs w:val="32"/>
-        </w:rPr>
-      </w:pPr>
-      <w:r>
-        <w:rPr>
-          <w:b/>
-          <w:bCs/>
-          <w:sz w:val="32"/>
-          <w:szCs w:val="32"/>
-        </w:rPr>
+          <w:rFonts w:asciiTheme="majorHAnsi" w:eastAsiaTheme="majorEastAsia" w:hAnsiTheme="majorHAnsi" w:cstheme="majorBidi"/>
+          <w:color w:val="0F4761" w:themeColor="accent1" w:themeShade="BF"/>
+          <w:sz w:val="40"/>
+          <w:szCs w:val="40"/>
+        </w:rPr>
+      </w:pPr>
+      <w:bookmarkStart w:id="5" w:name="_Toc239535713"/>
+      <w:r>
+        <w:br w:type="page"/>
+      </w:r>
+    </w:p>
+    <w:p>
+      <w:pPr>
+        <w:pStyle w:val="Heading1"/>
+      </w:pPr>
+      <w:r>
+        <w:lastRenderedPageBreak/>
         <w:t>2. Data</w:t>
       </w:r>
-    </w:p>
-    <w:p>
-      <w:pPr>
-        <w:rPr>
-          <w:b/>
-          <w:bCs/>
-          <w:sz w:val="28"/>
-          <w:szCs w:val="28"/>
-        </w:rPr>
-      </w:pPr>
-      <w:r>
-        <w:rPr>
-          <w:b/>
-          <w:bCs/>
-          <w:sz w:val="28"/>
-          <w:szCs w:val="28"/>
-        </w:rPr>
+      <w:bookmarkEnd w:id="5"/>
+    </w:p>
+    <w:p>
+      <w:pPr>
+        <w:pStyle w:val="Heading2"/>
+      </w:pPr>
+      <w:bookmarkStart w:id="6" w:name="_Toc239535714"/>
+      <w:r>
         <w:t>2.1 Data Sources</w:t>
       </w:r>
+      <w:bookmarkEnd w:id="6"/>
     </w:p>
     <w:p>
       <w:pPr>
@@ -1219,17 +3293,37 @@
         <w:rPr>
           <w:color w:val="000000" w:themeColor="text1"/>
         </w:rPr>
-        <w:t>Both datasets are in CSV in the project's GitHub repository and loaded on the website with D3.js.</w:t>
-      </w:r>
-    </w:p>
-    <w:p>
-      <w:r>
-        <w:rPr>
-          <w:b/>
-          <w:bCs/>
-        </w:rPr>
+        <w:t xml:space="preserve">Both datasets are in CSV </w:t>
+      </w:r>
+      <w:r>
+        <w:rPr>
+          <w:color w:val="000000" w:themeColor="text1"/>
+        </w:rPr>
+        <w:t>and stored in</w:t>
+      </w:r>
+      <w:r>
+        <w:rPr>
+          <w:color w:val="000000" w:themeColor="text1"/>
+        </w:rPr>
+        <w:t xml:space="preserve"> the project's GitHub repository and loaded on the website with D3.js.</w:t>
+      </w:r>
+    </w:p>
+    <w:p>
+      <w:pPr>
+        <w:rPr>
+          <w:color w:val="000000" w:themeColor="text1"/>
+        </w:rPr>
+      </w:pPr>
+    </w:p>
+    <w:p>
+      <w:pPr>
+        <w:pStyle w:val="Heading3"/>
+      </w:pPr>
+      <w:bookmarkStart w:id="7" w:name="_Toc239535715"/>
+      <w:r>
         <w:t>Data source:</w:t>
       </w:r>
+      <w:bookmarkEnd w:id="7"/>
       <w:r>
         <w:t xml:space="preserve"> </w:t>
       </w:r>
@@ -1260,18 +3354,18 @@
     </w:p>
     <w:p>
       <w:pPr>
-        <w:rPr>
-          <w:b/>
-          <w:bCs/>
-        </w:rPr>
-      </w:pPr>
-      <w:r>
-        <w:rPr>
-          <w:b/>
-          <w:bCs/>
-        </w:rPr>
+        <w:pStyle w:val="ListParagraph"/>
+      </w:pPr>
+    </w:p>
+    <w:p>
+      <w:pPr>
+        <w:pStyle w:val="Heading3"/>
+      </w:pPr>
+      <w:bookmarkStart w:id="8" w:name="_Toc239535716"/>
+      <w:r>
         <w:t>Source link:</w:t>
       </w:r>
+      <w:bookmarkEnd w:id="8"/>
     </w:p>
     <w:p>
       <w:pPr>
@@ -1281,7 +3375,7 @@
           <w:numId w:val="8"/>
         </w:numPr>
       </w:pPr>
-      <w:hyperlink r:id="rId9" w:history="1">
+      <w:hyperlink r:id="rId13" w:history="1">
         <w:r>
           <w:rPr>
             <w:rStyle w:val="Hyperlink"/>
@@ -1298,7 +3392,7 @@
           <w:numId w:val="8"/>
         </w:numPr>
       </w:pPr>
-      <w:hyperlink r:id="rId10" w:history="1">
+      <w:hyperlink r:id="rId14" w:history="1">
         <w:r>
           <w:rPr>
             <w:rStyle w:val="Hyperlink"/>
@@ -1309,49 +3403,43 @@
     </w:p>
     <w:p>
       <w:r>
+        <w:t>The datasets are mostly tabular data including categorical and quantitative data. The attributes are categorical for country, then numerical for life expectancy, year and healthcare expenditure that are used for visualisations.</w:t>
+      </w:r>
+    </w:p>
+    <w:p>
+      <w:r>
+        <w:t>Only attributes that are needed for visualisation will be utili</w:t>
+      </w:r>
+      <w:r>
+        <w:t>s</w:t>
+      </w:r>
+      <w:r>
+        <w:t>ed. If the need to compare the countries, years, healthcare expenditure and life expectancy does not require one or more additional metadata fields, they will not appear in the final visualisation</w:t>
+      </w:r>
+      <w:r>
+        <w:t>.</w:t>
+      </w:r>
+    </w:p>
+    <w:p/>
+    <w:p>
+      <w:pPr>
+        <w:pStyle w:val="Heading2"/>
+      </w:pPr>
+      <w:bookmarkStart w:id="9" w:name="_Toc239535717"/>
+      <w:r>
+        <w:t>2.2 Data Processing</w:t>
+      </w:r>
+      <w:bookmarkEnd w:id="9"/>
+    </w:p>
+    <w:p>
+      <w:r>
+        <w:t>After examination of the datasets, it is evident that there are a lot of attributes and observations in the OECD CSV files that are not needed for the project. The data sets will therefore be limited to the focus aspect, i.e. to the countries, years and measures that are relevant to the visualisation.</w:t>
+      </w:r>
+    </w:p>
+    <w:p>
+      <w:r>
         <w:lastRenderedPageBreak/>
-        <w:t>The datasets are mostly tabular data including categorical and quantitative data. The attributes are categorical for country, then numerical for life expectancy, year and healthcare expenditure that are used for visualisations.</w:t>
-      </w:r>
-    </w:p>
-    <w:p>
-      <w:r>
-        <w:t>Only attributes that are needed for visualisation will be utilized. If the need to compare the countries, years, healthcare expenditure and life expectancy does not require one or more additional metadata fields, they will not appear in the final visualisation</w:t>
-      </w:r>
-      <w:r>
-        <w:t>.</w:t>
-      </w:r>
-    </w:p>
-    <w:p>
-      <w:pPr>
-        <w:rPr>
-          <w:b/>
-          <w:bCs/>
-        </w:rPr>
-      </w:pPr>
-      <w:r>
-        <w:rPr>
-          <w:b/>
-          <w:bCs/>
-        </w:rPr>
-        <w:t>2.2 Data Processing</w:t>
-      </w:r>
-    </w:p>
-    <w:p>
-      <w:r>
-        <w:t>After examination of the datasets, it is evident that there are a lot of attributes and observations in the OECD CSV files that are not needed for the project. The data sets will therefore be limited to the focus aspect, i.e. to the countries, years and measures that are relevant to the visualisation.</w:t>
-      </w:r>
-    </w:p>
-    <w:p>
-      <w:r>
-        <w:t xml:space="preserve">Each observation will include </w:t>
-      </w:r>
-      <w:proofErr w:type="gramStart"/>
-      <w:r>
-        <w:t>Country</w:t>
-      </w:r>
-      <w:proofErr w:type="gramEnd"/>
-      <w:r>
-        <w:t xml:space="preserve"> and year will be used for matching the two datasets:</w:t>
+        <w:t>Each observation will include Country and Year will be used for matching the two datasets:</w:t>
       </w:r>
     </w:p>
     <w:p>
@@ -1413,28 +3501,40 @@
       </w:r>
     </w:p>
     <w:p>
-      <w:r>
+      <w:pPr>
         <w:rPr>
           <w:b/>
           <w:bCs/>
         </w:rPr>
-        <w:t>3. Requirements</w:t>
-      </w:r>
-    </w:p>
-    <w:p>
-      <w:pPr>
+      </w:pPr>
+      <w:r>
         <w:rPr>
           <w:b/>
           <w:bCs/>
         </w:rPr>
-      </w:pPr>
-      <w:r>
-        <w:rPr>
-          <w:b/>
-          <w:bCs/>
-        </w:rPr>
+        <w:br w:type="page"/>
+      </w:r>
+    </w:p>
+    <w:p>
+      <w:pPr>
+        <w:pStyle w:val="Heading1"/>
+      </w:pPr>
+      <w:bookmarkStart w:id="10" w:name="_Toc239535718"/>
+      <w:r>
+        <w:lastRenderedPageBreak/>
+        <w:t>3. Requirements</w:t>
+      </w:r>
+      <w:bookmarkEnd w:id="10"/>
+    </w:p>
+    <w:p>
+      <w:pPr>
+        <w:pStyle w:val="Heading2"/>
+      </w:pPr>
+      <w:bookmarkStart w:id="11" w:name="_Toc239535719"/>
+      <w:r>
         <w:t>3.1 Must-have Features</w:t>
       </w:r>
+      <w:bookmarkEnd w:id="11"/>
     </w:p>
     <w:p>
       <w:r>
@@ -1532,27 +3632,17 @@
     <w:p>
       <w:pPr>
         <w:pStyle w:val="ListParagraph"/>
-        <w:numPr>
-          <w:ilvl w:val="0"/>
-          <w:numId w:val="12"/>
-        </w:numPr>
-      </w:pPr>
-    </w:p>
-    <w:p>
-      <w:pPr>
-        <w:rPr>
-          <w:b/>
-          <w:bCs/>
-        </w:rPr>
-      </w:pPr>
-      <w:r>
-        <w:rPr>
-          <w:b/>
-          <w:bCs/>
-        </w:rPr>
-        <w:lastRenderedPageBreak/>
+      </w:pPr>
+    </w:p>
+    <w:p>
+      <w:pPr>
+        <w:pStyle w:val="Heading2"/>
+      </w:pPr>
+      <w:bookmarkStart w:id="12" w:name="_Toc239535720"/>
+      <w:r>
         <w:t>3.2 Optional Features</w:t>
       </w:r>
+      <w:bookmarkEnd w:id="12"/>
     </w:p>
     <w:p>
       <w:r>
@@ -1656,14 +3746,26 @@
           <w:b/>
           <w:bCs/>
         </w:rPr>
+        <w:br w:type="page"/>
+      </w:r>
+    </w:p>
+    <w:p>
+      <w:pPr>
+        <w:pStyle w:val="Heading1"/>
+      </w:pPr>
+      <w:bookmarkStart w:id="13" w:name="_Toc239535721"/>
+      <w:r>
+        <w:lastRenderedPageBreak/>
         <w:t>4. Visualisation Design</w:t>
       </w:r>
+      <w:bookmarkEnd w:id="13"/>
     </w:p>
     <w:p>
       <w:r>
         <w:t>The project is currently in the early design stage. Several visualisation approaches will be considered before selecting the final design.</w:t>
       </w:r>
     </w:p>
+    <w:p/>
     <w:p>
       <w:r>
         <w:t>Possible visualisation ideas include:</w:t>
@@ -1671,16 +3773,9 @@
     </w:p>
     <w:p>
       <w:pPr>
-        <w:rPr>
-          <w:b/>
-          <w:bCs/>
-        </w:rPr>
-      </w:pPr>
-      <w:r>
-        <w:rPr>
-          <w:b/>
-          <w:bCs/>
-        </w:rPr>
+        <w:pStyle w:val="Heading4"/>
+      </w:pPr>
+      <w:r>
         <w:t>Design Idea 1 – Scatter Plot</w:t>
       </w:r>
     </w:p>
@@ -1689,18 +3784,12 @@
         <w:t>A scatter plot could display healthcare expenditure on the x-axis and life expectancy on the y-axis. Each point would represent a country. This would make it easier to investigate whether countries with higher healthcare expenditure also tend to have higher life expectancy.</w:t>
       </w:r>
     </w:p>
-    <w:p>
-      <w:pPr>
-        <w:rPr>
-          <w:b/>
-          <w:bCs/>
-        </w:rPr>
-      </w:pPr>
-      <w:r>
-        <w:rPr>
-          <w:b/>
-          <w:bCs/>
-        </w:rPr>
+    <w:p/>
+    <w:p>
+      <w:pPr>
+        <w:pStyle w:val="Heading4"/>
+      </w:pPr>
+      <w:r>
         <w:t>Design Idea 2 – Line Chart</w:t>
       </w:r>
     </w:p>
@@ -1709,18 +3798,12 @@
         <w:t>A line chart could show changes in healthcare expenditure or life expectancy over time. Users could select or compare countries to observe long-term trends.</w:t>
       </w:r>
     </w:p>
-    <w:p>
-      <w:pPr>
-        <w:rPr>
-          <w:b/>
-          <w:bCs/>
-        </w:rPr>
-      </w:pPr>
-      <w:r>
-        <w:rPr>
-          <w:b/>
-          <w:bCs/>
-        </w:rPr>
+    <w:p/>
+    <w:p>
+      <w:pPr>
+        <w:pStyle w:val="Heading4"/>
+      </w:pPr>
+      <w:r>
         <w:t>Design Idea 3 – Combined Interactive Dashboard</w:t>
       </w:r>
     </w:p>
@@ -1746,6 +3829,79 @@
 </w:document>
 </file>
 
+<file path=word/endnotes.xml><?xml version="1.0" encoding="utf-8"?>
+<w:endnotes xmlns:wpc="http://schemas.microsoft.com/office/word/2010/wordprocessingCanvas" xmlns:cx="http://schemas.microsoft.com/office/drawing/2014/chartex" xmlns:cx1="http://schemas.microsoft.com/office/drawing/2015/9/8/chartex" xmlns:cx2="http://schemas.microsoft.com/office/drawing/2015/10/21/chartex" xmlns:cx3="http://schemas.microsoft.com/office/drawing/2016/5/9/chartex" xmlns:cx4="http://schemas.microsoft.com/office/drawing/2016/5/10/chartex" xmlns:cx5="http://schemas.microsoft.com/office/drawing/2016/5/11/chartex" xmlns:cx6="http://schemas.microsoft.com/office/drawing/2016/5/12/chartex" xmlns:cx7="http://schemas.microsoft.com/office/drawing/2016/5/13/chartex" xmlns:cx8="http://schemas.microsoft.com/office/drawing/2016/5/14/chartex" xmlns:mc="http://schemas.openxmlformats.org/markup-compatibility/2006" xmlns:m="http://schemas.openxmlformats.org/officeDocument/2006/math" xmlns:aink="http://schemas.microsoft.com/office/drawing/2016/ink" xmlns:am3d="http://schemas.microsoft.com/office/drawing/2017/model3d" xmlns:oel="http://schemas.microsoft.com/office/2019/extlst" xmlns:r="http://schemas.openxmlformats.org/officeDocument/2006/relationships" xmlns:wp14="http://schemas.microsoft.com/office/word/2010/wordprocessingDrawing" xmlns:wp="http://schemas.openxmlformats.org/drawingml/2006/wordprocessingDrawing" xmlns:wpg="http://schemas.microsoft.com/office/word/2010/wordprocessingGroup" xmlns:wpi="http://schemas.microsoft.com/office/word/2010/wordprocessingInk" xmlns:wps="http://schemas.microsoft.com/office/word/2010/wordprocessingShape" xmlns:o="urn:schemas-microsoft-com:office:office" xmlns:v="urn:schemas-microsoft-com:vml" xmlns:w10="urn:schemas-microsoft-com:office:word" xmlns:w="http://schemas.openxmlformats.org/wordprocessingml/2006/main" xmlns:w14="http://schemas.microsoft.com/office/word/2010/wordml" xmlns:w15="http://schemas.microsoft.com/office/word/2012/wordml" xmlns:w16cex="http://schemas.microsoft.com/office/word/2018/wordml/cex" xmlns:w16cid="http://schemas.microsoft.com/office/word/2016/wordml/cid" xmlns:w16="http://schemas.microsoft.com/office/word/2018/wordml" xmlns:w16sdtdh="http://schemas.microsoft.com/office/word/2020/wordml/sdtdatahash" xmlns:w16sdtfl="http://schemas.microsoft.com/office/word/2024/wordml/sdtformatlock" xmlns:w16se="http://schemas.microsoft.com/office/word/2015/wordml/symex" xmlns:w16du="http://schemas.microsoft.com/office/word/2023/wordml/word16du" xmlns:wne="http://schemas.microsoft.com/office/word/2006/wordml" mc:Ignorable="w14 w15 w16se w16cid w16 w16cex w16sdtdh w16sdtfl w16du wp14">
+  <w:endnote w:type="separator" w:id="-1">
+    <w:p>
+      <w:pPr>
+        <w:spacing w:after="0" w:line="240" w:lineRule="auto"/>
+      </w:pPr>
+      <w:r>
+        <w:separator/>
+      </w:r>
+    </w:p>
+  </w:endnote>
+  <w:endnote w:type="continuationSeparator" w:id="0">
+    <w:p>
+      <w:pPr>
+        <w:spacing w:after="0" w:line="240" w:lineRule="auto"/>
+      </w:pPr>
+      <w:r>
+        <w:continuationSeparator/>
+      </w:r>
+    </w:p>
+  </w:endnote>
+</w:endnotes>
+</file>
+
+<file path=word/footnotes.xml><?xml version="1.0" encoding="utf-8"?>
+<w:footnotes xmlns:wpc="http://schemas.microsoft.com/office/word/2010/wordprocessingCanvas" xmlns:cx="http://schemas.microsoft.com/office/drawing/2014/chartex" xmlns:cx1="http://schemas.microsoft.com/office/drawing/2015/9/8/chartex" xmlns:cx2="http://schemas.microsoft.com/office/drawing/2015/10/21/chartex" xmlns:cx3="http://schemas.microsoft.com/office/drawing/2016/5/9/chartex" xmlns:cx4="http://schemas.microsoft.com/office/drawing/2016/5/10/chartex" xmlns:cx5="http://schemas.microsoft.com/office/drawing/2016/5/11/chartex" xmlns:cx6="http://schemas.microsoft.com/office/drawing/2016/5/12/chartex" xmlns:cx7="http://schemas.microsoft.com/office/drawing/2016/5/13/chartex" xmlns:cx8="http://schemas.microsoft.com/office/drawing/2016/5/14/chartex" xmlns:mc="http://schemas.openxmlformats.org/markup-compatibility/2006" xmlns:m="http://schemas.openxmlformats.org/officeDocument/2006/math" xmlns:aink="http://schemas.microsoft.com/office/drawing/2016/ink" xmlns:am3d="http://schemas.microsoft.com/office/drawing/2017/model3d" xmlns:oel="http://schemas.microsoft.com/office/2019/extlst" xmlns:r="http://schemas.openxmlformats.org/officeDocument/2006/relationships" xmlns:wp14="http://schemas.microsoft.com/office/word/2010/wordprocessingDrawing" xmlns:wp="http://schemas.openxmlformats.org/drawingml/2006/wordprocessingDrawing" xmlns:wpg="http://schemas.microsoft.com/office/word/2010/wordprocessingGroup" xmlns:wpi="http://schemas.microsoft.com/office/word/2010/wordprocessingInk" xmlns:wps="http://schemas.microsoft.com/office/word/2010/wordprocessingShape" xmlns:o="urn:schemas-microsoft-com:office:office" xmlns:v="urn:schemas-microsoft-com:vml" xmlns:w10="urn:schemas-microsoft-com:office:word" xmlns:w="http://schemas.openxmlformats.org/wordprocessingml/2006/main" xmlns:w14="http://schemas.microsoft.com/office/word/2010/wordml" xmlns:w15="http://schemas.microsoft.com/office/word/2012/wordml" xmlns:w16cex="http://schemas.microsoft.com/office/word/2018/wordml/cex" xmlns:w16cid="http://schemas.microsoft.com/office/word/2016/wordml/cid" xmlns:w16="http://schemas.microsoft.com/office/word/2018/wordml" xmlns:w16sdtdh="http://schemas.microsoft.com/office/word/2020/wordml/sdtdatahash" xmlns:w16sdtfl="http://schemas.microsoft.com/office/word/2024/wordml/sdtformatlock" xmlns:w16se="http://schemas.microsoft.com/office/word/2015/wordml/symex" xmlns:w16du="http://schemas.microsoft.com/office/word/2023/wordml/word16du" xmlns:wne="http://schemas.microsoft.com/office/word/2006/wordml" mc:Ignorable="w14 w15 w16se w16cid w16 w16cex w16sdtdh w16sdtfl w16du wp14">
+  <w:footnote w:type="separator" w:id="-1">
+    <w:p>
+      <w:pPr>
+        <w:spacing w:after="0" w:line="240" w:lineRule="auto"/>
+      </w:pPr>
+      <w:r>
+        <w:separator/>
+      </w:r>
+    </w:p>
+  </w:footnote>
+  <w:footnote w:type="continuationSeparator" w:id="0">
+    <w:p>
+      <w:pPr>
+        <w:spacing w:after="0" w:line="240" w:lineRule="auto"/>
+      </w:pPr>
+      <w:r>
+        <w:continuationSeparator/>
+      </w:r>
+    </w:p>
+  </w:footnote>
+</w:footnotes>
+</file>
+
+<file path=word/header1.xml><?xml version="1.0" encoding="utf-8"?>
+<w:hdr xmlns:wpc="http://schemas.microsoft.com/office/word/2010/wordprocessingCanvas" xmlns:cx="http://schemas.microsoft.com/office/drawing/2014/chartex" xmlns:cx1="http://schemas.microsoft.com/office/drawing/2015/9/8/chartex" xmlns:cx2="http://schemas.microsoft.com/office/drawing/2015/10/21/chartex" xmlns:cx3="http://schemas.microsoft.com/office/drawing/2016/5/9/chartex" xmlns:cx4="http://schemas.microsoft.com/office/drawing/2016/5/10/chartex" xmlns:cx5="http://schemas.microsoft.com/office/drawing/2016/5/11/chartex" xmlns:cx6="http://schemas.microsoft.com/office/drawing/2016/5/12/chartex" xmlns:cx7="http://schemas.microsoft.com/office/drawing/2016/5/13/chartex" xmlns:cx8="http://schemas.microsoft.com/office/drawing/2016/5/14/chartex" xmlns:mc="http://schemas.openxmlformats.org/markup-compatibility/2006" xmlns:m="http://schemas.openxmlformats.org/officeDocument/2006/math" xmlns:aink="http://schemas.microsoft.com/office/drawing/2016/ink" xmlns:am3d="http://schemas.microsoft.com/office/drawing/2017/model3d" xmlns:oel="http://schemas.microsoft.com/office/2019/extlst" xmlns:r="http://schemas.openxmlformats.org/officeDocument/2006/relationships" xmlns:wp14="http://schemas.microsoft.com/office/word/2010/wordprocessingDrawing" xmlns:wp="http://schemas.openxmlformats.org/drawingml/2006/wordprocessingDrawing" xmlns:wpg="http://schemas.microsoft.com/office/word/2010/wordprocessingGroup" xmlns:wpi="http://schemas.microsoft.com/office/word/2010/wordprocessingInk" xmlns:wps="http://schemas.microsoft.com/office/word/2010/wordprocessingShape" xmlns:o="urn:schemas-microsoft-com:office:office" xmlns:v="urn:schemas-microsoft-com:vml" xmlns:w10="urn:schemas-microsoft-com:office:word" xmlns:w="http://schemas.openxmlformats.org/wordprocessingml/2006/main" xmlns:w14="http://schemas.microsoft.com/office/word/2010/wordml" xmlns:w15="http://schemas.microsoft.com/office/word/2012/wordml" xmlns:w16cex="http://schemas.microsoft.com/office/word/2018/wordml/cex" xmlns:w16cid="http://schemas.microsoft.com/office/word/2016/wordml/cid" xmlns:w16="http://schemas.microsoft.com/office/word/2018/wordml" xmlns:w16sdtdh="http://schemas.microsoft.com/office/word/2020/wordml/sdtdatahash" xmlns:w16sdtfl="http://schemas.microsoft.com/office/word/2024/wordml/sdtformatlock" xmlns:w16se="http://schemas.microsoft.com/office/word/2015/wordml/symex" xmlns:w16du="http://schemas.microsoft.com/office/word/2023/wordml/word16du" xmlns:wne="http://schemas.microsoft.com/office/word/2006/wordml" mc:Ignorable="w14 w15 w16se w16cid w16 w16cex w16sdtdh w16sdtfl w16du wp14">
+  <w:p>
+    <w:pPr>
+      <w:pStyle w:val="Header"/>
+      <w:jc w:val="center"/>
+    </w:pPr>
+    <w:r>
+      <w:t xml:space="preserve">Assignment 3B: Project Process Book </w:t>
+    </w:r>
+    <w:r>
+      <w:t xml:space="preserve">| </w:t>
+    </w:r>
+    <w:r>
+      <w:t>COS30045 – Data Visualisation</w:t>
+    </w:r>
+    <w:r>
+      <w:t xml:space="preserve"> | Team 1E</w:t>
+    </w:r>
+  </w:p>
+</w:hdr>
+</file>
+
 <file path=word/numbering.xml><?xml version="1.0" encoding="utf-8"?>
 <w:numbering xmlns:wpc="http://schemas.microsoft.com/office/word/2010/wordprocessingCanvas" xmlns:cx="http://schemas.microsoft.com/office/drawing/2014/chartex" xmlns:cx1="http://schemas.microsoft.com/office/drawing/2015/9/8/chartex" xmlns:cx2="http://schemas.microsoft.com/office/drawing/2015/10/21/chartex" xmlns:cx3="http://schemas.microsoft.com/office/drawing/2016/5/9/chartex" xmlns:cx4="http://schemas.microsoft.com/office/drawing/2016/5/10/chartex" xmlns:cx5="http://schemas.microsoft.com/office/drawing/2016/5/11/chartex" xmlns:cx6="http://schemas.microsoft.com/office/drawing/2016/5/12/chartex" xmlns:cx7="http://schemas.microsoft.com/office/drawing/2016/5/13/chartex" xmlns:cx8="http://schemas.microsoft.com/office/drawing/2016/5/14/chartex" xmlns:mc="http://schemas.openxmlformats.org/markup-compatibility/2006" xmlns:m="http://schemas.openxmlformats.org/officeDocument/2006/math" xmlns:aink="http://schemas.microsoft.com/office/drawing/2016/ink" xmlns:am3d="http://schemas.microsoft.com/office/drawing/2017/model3d" xmlns:oel="http://schemas.microsoft.com/office/2019/extlst" xmlns:r="http://schemas.openxmlformats.org/officeDocument/2006/relationships" xmlns:wp14="http://schemas.microsoft.com/office/word/2010/wordprocessingDrawing" xmlns:wp="http://schemas.openxmlformats.org/drawingml/2006/wordprocessingDrawing" xmlns:wpg="http://schemas.microsoft.com/office/word/2010/wordprocessingGroup" xmlns:wpi="http://schemas.microsoft.com/office/word/2010/wordprocessingInk" xmlns:wps="http://schemas.microsoft.com/office/word/2010/wordprocessingShape" xmlns:o="urn:schemas-microsoft-com:office:office" xmlns:v="urn:schemas-microsoft-com:vml" xmlns:w10="urn:schemas-microsoft-com:office:word" xmlns:w="http://schemas.openxmlformats.org/wordprocessingml/2006/main" xmlns:w14="http://schemas.microsoft.com/office/word/2010/wordml" xmlns:w15="http://schemas.microsoft.com/office/word/2012/wordml" xmlns:w16cex="http://schemas.microsoft.com/office/word/2018/wordml/cex" xmlns:w16cid="http://schemas.microsoft.com/office/word/2016/wordml/cid" xmlns:w16="http://schemas.microsoft.com/office/word/2018/wordml" xmlns:w16sdtdh="http://schemas.microsoft.com/office/word/2020/wordml/sdtdatahash" xmlns:w16sdtfl="http://schemas.microsoft.com/office/word/2024/wordml/sdtformatlock" xmlns:w16se="http://schemas.microsoft.com/office/word/2015/wordml/symex" xmlns:w16du="http://schemas.microsoft.com/office/word/2023/wordml/word16du" xmlns:wne="http://schemas.microsoft.com/office/word/2006/wordml" mc:Ignorable="w14 w15 w16se w16cid w16 w16cex w16sdtdh w16sdtfl w16du wp14">
   <w:abstractNum w:abstractNumId="0" w15:restartNumberingAfterBreak="0">
@@ -2177,6 +4333,119 @@
     </w:lvl>
   </w:abstractNum>
   <w:abstractNum w:abstractNumId="4" w15:restartNumberingAfterBreak="0">
+    <w:nsid w:val="16D51C99"/>
+    <w:multiLevelType w:val="hybridMultilevel"/>
+    <w:tmpl w:val="9418D0F6"/>
+    <w:lvl w:ilvl="0" w:tplc="08090001">
+      <w:start w:val="1"/>
+      <w:numFmt w:val="bullet"/>
+      <w:lvlText w:val=""/>
+      <w:lvlJc w:val="left"/>
+      <w:pPr>
+        <w:ind w:left="360" w:hanging="360"/>
+      </w:pPr>
+      <w:rPr>
+        <w:rFonts w:ascii="Symbol" w:hAnsi="Symbol" w:hint="default"/>
+      </w:rPr>
+    </w:lvl>
+    <w:lvl w:ilvl="1" w:tplc="08090003" w:tentative="1">
+      <w:start w:val="1"/>
+      <w:numFmt w:val="bullet"/>
+      <w:lvlText w:val="o"/>
+      <w:lvlJc w:val="left"/>
+      <w:pPr>
+        <w:ind w:left="1080" w:hanging="360"/>
+      </w:pPr>
+      <w:rPr>
+        <w:rFonts w:ascii="Courier New" w:hAnsi="Courier New" w:hint="default"/>
+      </w:rPr>
+    </w:lvl>
+    <w:lvl w:ilvl="2" w:tplc="08090005" w:tentative="1">
+      <w:start w:val="1"/>
+      <w:numFmt w:val="bullet"/>
+      <w:lvlText w:val=""/>
+      <w:lvlJc w:val="left"/>
+      <w:pPr>
+        <w:ind w:left="1800" w:hanging="360"/>
+      </w:pPr>
+      <w:rPr>
+        <w:rFonts w:ascii="Wingdings" w:hAnsi="Wingdings" w:hint="default"/>
+      </w:rPr>
+    </w:lvl>
+    <w:lvl w:ilvl="3" w:tplc="08090001" w:tentative="1">
+      <w:start w:val="1"/>
+      <w:numFmt w:val="bullet"/>
+      <w:lvlText w:val=""/>
+      <w:lvlJc w:val="left"/>
+      <w:pPr>
+        <w:ind w:left="2520" w:hanging="360"/>
+      </w:pPr>
+      <w:rPr>
+        <w:rFonts w:ascii="Symbol" w:hAnsi="Symbol" w:hint="default"/>
+      </w:rPr>
+    </w:lvl>
+    <w:lvl w:ilvl="4" w:tplc="08090003" w:tentative="1">
+      <w:start w:val="1"/>
+      <w:numFmt w:val="bullet"/>
+      <w:lvlText w:val="o"/>
+      <w:lvlJc w:val="left"/>
+      <w:pPr>
+        <w:ind w:left="3240" w:hanging="360"/>
+      </w:pPr>
+      <w:rPr>
+        <w:rFonts w:ascii="Courier New" w:hAnsi="Courier New" w:hint="default"/>
+      </w:rPr>
+    </w:lvl>
+    <w:lvl w:ilvl="5" w:tplc="08090005" w:tentative="1">
+      <w:start w:val="1"/>
+      <w:numFmt w:val="bullet"/>
+      <w:lvlText w:val=""/>
+      <w:lvlJc w:val="left"/>
+      <w:pPr>
+        <w:ind w:left="3960" w:hanging="360"/>
+      </w:pPr>
+      <w:rPr>
+        <w:rFonts w:ascii="Wingdings" w:hAnsi="Wingdings" w:hint="default"/>
+      </w:rPr>
+    </w:lvl>
+    <w:lvl w:ilvl="6" w:tplc="08090001" w:tentative="1">
+      <w:start w:val="1"/>
+      <w:numFmt w:val="bullet"/>
+      <w:lvlText w:val=""/>
+      <w:lvlJc w:val="left"/>
+      <w:pPr>
+        <w:ind w:left="4680" w:hanging="360"/>
+      </w:pPr>
+      <w:rPr>
+        <w:rFonts w:ascii="Symbol" w:hAnsi="Symbol" w:hint="default"/>
+      </w:rPr>
+    </w:lvl>
+    <w:lvl w:ilvl="7" w:tplc="08090003" w:tentative="1">
+      <w:start w:val="1"/>
+      <w:numFmt w:val="bullet"/>
+      <w:lvlText w:val="o"/>
+      <w:lvlJc w:val="left"/>
+      <w:pPr>
+        <w:ind w:left="5400" w:hanging="360"/>
+      </w:pPr>
+      <w:rPr>
+        <w:rFonts w:ascii="Courier New" w:hAnsi="Courier New" w:hint="default"/>
+      </w:rPr>
+    </w:lvl>
+    <w:lvl w:ilvl="8" w:tplc="08090005" w:tentative="1">
+      <w:start w:val="1"/>
+      <w:numFmt w:val="bullet"/>
+      <w:lvlText w:val=""/>
+      <w:lvlJc w:val="left"/>
+      <w:pPr>
+        <w:ind w:left="6120" w:hanging="360"/>
+      </w:pPr>
+      <w:rPr>
+        <w:rFonts w:ascii="Wingdings" w:hAnsi="Wingdings" w:hint="default"/>
+      </w:rPr>
+    </w:lvl>
+  </w:abstractNum>
+  <w:abstractNum w:abstractNumId="5" w15:restartNumberingAfterBreak="0">
     <w:nsid w:val="17A30942"/>
     <w:multiLevelType w:val="multilevel"/>
     <w:tmpl w:val="99DE7D94"/>
@@ -2325,7 +4594,120 @@
       </w:rPr>
     </w:lvl>
   </w:abstractNum>
-  <w:abstractNum w:abstractNumId="5" w15:restartNumberingAfterBreak="0">
+  <w:abstractNum w:abstractNumId="6" w15:restartNumberingAfterBreak="0">
+    <w:nsid w:val="1B577F5C"/>
+    <w:multiLevelType w:val="hybridMultilevel"/>
+    <w:tmpl w:val="93F83D36"/>
+    <w:lvl w:ilvl="0" w:tplc="08090001">
+      <w:start w:val="1"/>
+      <w:numFmt w:val="bullet"/>
+      <w:lvlText w:val=""/>
+      <w:lvlJc w:val="left"/>
+      <w:pPr>
+        <w:ind w:left="360" w:hanging="360"/>
+      </w:pPr>
+      <w:rPr>
+        <w:rFonts w:ascii="Symbol" w:hAnsi="Symbol" w:hint="default"/>
+      </w:rPr>
+    </w:lvl>
+    <w:lvl w:ilvl="1" w:tplc="08090003" w:tentative="1">
+      <w:start w:val="1"/>
+      <w:numFmt w:val="bullet"/>
+      <w:lvlText w:val="o"/>
+      <w:lvlJc w:val="left"/>
+      <w:pPr>
+        <w:ind w:left="1080" w:hanging="360"/>
+      </w:pPr>
+      <w:rPr>
+        <w:rFonts w:ascii="Courier New" w:hAnsi="Courier New" w:hint="default"/>
+      </w:rPr>
+    </w:lvl>
+    <w:lvl w:ilvl="2" w:tplc="08090005" w:tentative="1">
+      <w:start w:val="1"/>
+      <w:numFmt w:val="bullet"/>
+      <w:lvlText w:val=""/>
+      <w:lvlJc w:val="left"/>
+      <w:pPr>
+        <w:ind w:left="1800" w:hanging="360"/>
+      </w:pPr>
+      <w:rPr>
+        <w:rFonts w:ascii="Wingdings" w:hAnsi="Wingdings" w:hint="default"/>
+      </w:rPr>
+    </w:lvl>
+    <w:lvl w:ilvl="3" w:tplc="08090001" w:tentative="1">
+      <w:start w:val="1"/>
+      <w:numFmt w:val="bullet"/>
+      <w:lvlText w:val=""/>
+      <w:lvlJc w:val="left"/>
+      <w:pPr>
+        <w:ind w:left="2520" w:hanging="360"/>
+      </w:pPr>
+      <w:rPr>
+        <w:rFonts w:ascii="Symbol" w:hAnsi="Symbol" w:hint="default"/>
+      </w:rPr>
+    </w:lvl>
+    <w:lvl w:ilvl="4" w:tplc="08090003" w:tentative="1">
+      <w:start w:val="1"/>
+      <w:numFmt w:val="bullet"/>
+      <w:lvlText w:val="o"/>
+      <w:lvlJc w:val="left"/>
+      <w:pPr>
+        <w:ind w:left="3240" w:hanging="360"/>
+      </w:pPr>
+      <w:rPr>
+        <w:rFonts w:ascii="Courier New" w:hAnsi="Courier New" w:hint="default"/>
+      </w:rPr>
+    </w:lvl>
+    <w:lvl w:ilvl="5" w:tplc="08090005" w:tentative="1">
+      <w:start w:val="1"/>
+      <w:numFmt w:val="bullet"/>
+      <w:lvlText w:val=""/>
+      <w:lvlJc w:val="left"/>
+      <w:pPr>
+        <w:ind w:left="3960" w:hanging="360"/>
+      </w:pPr>
+      <w:rPr>
+        <w:rFonts w:ascii="Wingdings" w:hAnsi="Wingdings" w:hint="default"/>
+      </w:rPr>
+    </w:lvl>
+    <w:lvl w:ilvl="6" w:tplc="08090001" w:tentative="1">
+      <w:start w:val="1"/>
+      <w:numFmt w:val="bullet"/>
+      <w:lvlText w:val=""/>
+      <w:lvlJc w:val="left"/>
+      <w:pPr>
+        <w:ind w:left="4680" w:hanging="360"/>
+      </w:pPr>
+      <w:rPr>
+        <w:rFonts w:ascii="Symbol" w:hAnsi="Symbol" w:hint="default"/>
+      </w:rPr>
+    </w:lvl>
+    <w:lvl w:ilvl="7" w:tplc="08090003" w:tentative="1">
+      <w:start w:val="1"/>
+      <w:numFmt w:val="bullet"/>
+      <w:lvlText w:val="o"/>
+      <w:lvlJc w:val="left"/>
+      <w:pPr>
+        <w:ind w:left="5400" w:hanging="360"/>
+      </w:pPr>
+      <w:rPr>
+        <w:rFonts w:ascii="Courier New" w:hAnsi="Courier New" w:hint="default"/>
+      </w:rPr>
+    </w:lvl>
+    <w:lvl w:ilvl="8" w:tplc="08090005" w:tentative="1">
+      <w:start w:val="1"/>
+      <w:numFmt w:val="bullet"/>
+      <w:lvlText w:val=""/>
+      <w:lvlJc w:val="left"/>
+      <w:pPr>
+        <w:ind w:left="6120" w:hanging="360"/>
+      </w:pPr>
+      <w:rPr>
+        <w:rFonts w:ascii="Wingdings" w:hAnsi="Wingdings" w:hint="default"/>
+      </w:rPr>
+    </w:lvl>
+  </w:abstractNum>
+  <w:abstractNum w:abstractNumId="7" w15:restartNumberingAfterBreak="0">
     <w:nsid w:val="21097E59"/>
     <w:multiLevelType w:val="multilevel"/>
     <w:tmpl w:val="FDFAE824"/>
@@ -2438,7 +4820,7 @@
       </w:pPr>
     </w:lvl>
   </w:abstractNum>
-  <w:abstractNum w:abstractNumId="6" w15:restartNumberingAfterBreak="0">
+  <w:abstractNum w:abstractNumId="8" w15:restartNumberingAfterBreak="0">
     <w:nsid w:val="244A6A6F"/>
     <w:multiLevelType w:val="hybridMultilevel"/>
     <w:tmpl w:val="04D010E0"/>
@@ -2551,7 +4933,120 @@
       </w:rPr>
     </w:lvl>
   </w:abstractNum>
-  <w:abstractNum w:abstractNumId="7" w15:restartNumberingAfterBreak="0">
+  <w:abstractNum w:abstractNumId="9" w15:restartNumberingAfterBreak="0">
+    <w:nsid w:val="2ACD27D6"/>
+    <w:multiLevelType w:val="hybridMultilevel"/>
+    <w:tmpl w:val="D81E8226"/>
+    <w:lvl w:ilvl="0" w:tplc="08090001">
+      <w:start w:val="1"/>
+      <w:numFmt w:val="bullet"/>
+      <w:lvlText w:val=""/>
+      <w:lvlJc w:val="left"/>
+      <w:pPr>
+        <w:ind w:left="360" w:hanging="360"/>
+      </w:pPr>
+      <w:rPr>
+        <w:rFonts w:ascii="Symbol" w:hAnsi="Symbol" w:hint="default"/>
+      </w:rPr>
+    </w:lvl>
+    <w:lvl w:ilvl="1" w:tplc="08090003" w:tentative="1">
+      <w:start w:val="1"/>
+      <w:numFmt w:val="bullet"/>
+      <w:lvlText w:val="o"/>
+      <w:lvlJc w:val="left"/>
+      <w:pPr>
+        <w:ind w:left="1080" w:hanging="360"/>
+      </w:pPr>
+      <w:rPr>
+        <w:rFonts w:ascii="Courier New" w:hAnsi="Courier New" w:hint="default"/>
+      </w:rPr>
+    </w:lvl>
+    <w:lvl w:ilvl="2" w:tplc="08090005" w:tentative="1">
+      <w:start w:val="1"/>
+      <w:numFmt w:val="bullet"/>
+      <w:lvlText w:val=""/>
+      <w:lvlJc w:val="left"/>
+      <w:pPr>
+        <w:ind w:left="1800" w:hanging="360"/>
+      </w:pPr>
+      <w:rPr>
+        <w:rFonts w:ascii="Wingdings" w:hAnsi="Wingdings" w:hint="default"/>
+      </w:rPr>
+    </w:lvl>
+    <w:lvl w:ilvl="3" w:tplc="08090001" w:tentative="1">
+      <w:start w:val="1"/>
+      <w:numFmt w:val="bullet"/>
+      <w:lvlText w:val=""/>
+      <w:lvlJc w:val="left"/>
+      <w:pPr>
+        <w:ind w:left="2520" w:hanging="360"/>
+      </w:pPr>
+      <w:rPr>
+        <w:rFonts w:ascii="Symbol" w:hAnsi="Symbol" w:hint="default"/>
+      </w:rPr>
+    </w:lvl>
+    <w:lvl w:ilvl="4" w:tplc="08090003" w:tentative="1">
+      <w:start w:val="1"/>
+      <w:numFmt w:val="bullet"/>
+      <w:lvlText w:val="o"/>
+      <w:lvlJc w:val="left"/>
+      <w:pPr>
+        <w:ind w:left="3240" w:hanging="360"/>
+      </w:pPr>
+      <w:rPr>
+        <w:rFonts w:ascii="Courier New" w:hAnsi="Courier New" w:hint="default"/>
+      </w:rPr>
+    </w:lvl>
+    <w:lvl w:ilvl="5" w:tplc="08090005" w:tentative="1">
+      <w:start w:val="1"/>
+      <w:numFmt w:val="bullet"/>
+      <w:lvlText w:val=""/>
+      <w:lvlJc w:val="left"/>
+      <w:pPr>
+        <w:ind w:left="3960" w:hanging="360"/>
+      </w:pPr>
+      <w:rPr>
+        <w:rFonts w:ascii="Wingdings" w:hAnsi="Wingdings" w:hint="default"/>
+      </w:rPr>
+    </w:lvl>
+    <w:lvl w:ilvl="6" w:tplc="08090001" w:tentative="1">
+      <w:start w:val="1"/>
+      <w:numFmt w:val="bullet"/>
+      <w:lvlText w:val=""/>
+      <w:lvlJc w:val="left"/>
+      <w:pPr>
+        <w:ind w:left="4680" w:hanging="360"/>
+      </w:pPr>
+      <w:rPr>
+        <w:rFonts w:ascii="Symbol" w:hAnsi="Symbol" w:hint="default"/>
+      </w:rPr>
+    </w:lvl>
+    <w:lvl w:ilvl="7" w:tplc="08090003" w:tentative="1">
+      <w:start w:val="1"/>
+      <w:numFmt w:val="bullet"/>
+      <w:lvlText w:val="o"/>
+      <w:lvlJc w:val="left"/>
+      <w:pPr>
+        <w:ind w:left="5400" w:hanging="360"/>
+      </w:pPr>
+      <w:rPr>
+        <w:rFonts w:ascii="Courier New" w:hAnsi="Courier New" w:hint="default"/>
+      </w:rPr>
+    </w:lvl>
+    <w:lvl w:ilvl="8" w:tplc="08090005" w:tentative="1">
+      <w:start w:val="1"/>
+      <w:numFmt w:val="bullet"/>
+      <w:lvlText w:val=""/>
+      <w:lvlJc w:val="left"/>
+      <w:pPr>
+        <w:ind w:left="6120" w:hanging="360"/>
+      </w:pPr>
+      <w:rPr>
+        <w:rFonts w:ascii="Wingdings" w:hAnsi="Wingdings" w:hint="default"/>
+      </w:rPr>
+    </w:lvl>
+  </w:abstractNum>
+  <w:abstractNum w:abstractNumId="10" w15:restartNumberingAfterBreak="0">
     <w:nsid w:val="2ADC79F9"/>
     <w:multiLevelType w:val="hybridMultilevel"/>
     <w:tmpl w:val="0E564BCA"/>
@@ -2664,7 +5159,7 @@
       </w:rPr>
     </w:lvl>
   </w:abstractNum>
-  <w:abstractNum w:abstractNumId="8" w15:restartNumberingAfterBreak="0">
+  <w:abstractNum w:abstractNumId="11" w15:restartNumberingAfterBreak="0">
     <w:nsid w:val="3134599D"/>
     <w:multiLevelType w:val="multilevel"/>
     <w:tmpl w:val="3356F310"/>
@@ -2813,7 +5308,120 @@
       </w:rPr>
     </w:lvl>
   </w:abstractNum>
-  <w:abstractNum w:abstractNumId="9" w15:restartNumberingAfterBreak="0">
+  <w:abstractNum w:abstractNumId="12" w15:restartNumberingAfterBreak="0">
+    <w:nsid w:val="34926FF9"/>
+    <w:multiLevelType w:val="hybridMultilevel"/>
+    <w:tmpl w:val="FEE2F2D2"/>
+    <w:lvl w:ilvl="0" w:tplc="08090001">
+      <w:start w:val="1"/>
+      <w:numFmt w:val="bullet"/>
+      <w:lvlText w:val=""/>
+      <w:lvlJc w:val="left"/>
+      <w:pPr>
+        <w:ind w:left="360" w:hanging="360"/>
+      </w:pPr>
+      <w:rPr>
+        <w:rFonts w:ascii="Symbol" w:hAnsi="Symbol" w:hint="default"/>
+      </w:rPr>
+    </w:lvl>
+    <w:lvl w:ilvl="1" w:tplc="08090003" w:tentative="1">
+      <w:start w:val="1"/>
+      <w:numFmt w:val="bullet"/>
+      <w:lvlText w:val="o"/>
+      <w:lvlJc w:val="left"/>
+      <w:pPr>
+        <w:ind w:left="1080" w:hanging="360"/>
+      </w:pPr>
+      <w:rPr>
+        <w:rFonts w:ascii="Courier New" w:hAnsi="Courier New" w:hint="default"/>
+      </w:rPr>
+    </w:lvl>
+    <w:lvl w:ilvl="2" w:tplc="08090005" w:tentative="1">
+      <w:start w:val="1"/>
+      <w:numFmt w:val="bullet"/>
+      <w:lvlText w:val=""/>
+      <w:lvlJc w:val="left"/>
+      <w:pPr>
+        <w:ind w:left="1800" w:hanging="360"/>
+      </w:pPr>
+      <w:rPr>
+        <w:rFonts w:ascii="Wingdings" w:hAnsi="Wingdings" w:hint="default"/>
+      </w:rPr>
+    </w:lvl>
+    <w:lvl w:ilvl="3" w:tplc="08090001" w:tentative="1">
+      <w:start w:val="1"/>
+      <w:numFmt w:val="bullet"/>
+      <w:lvlText w:val=""/>
+      <w:lvlJc w:val="left"/>
+      <w:pPr>
+        <w:ind w:left="2520" w:hanging="360"/>
+      </w:pPr>
+      <w:rPr>
+        <w:rFonts w:ascii="Symbol" w:hAnsi="Symbol" w:hint="default"/>
+      </w:rPr>
+    </w:lvl>
+    <w:lvl w:ilvl="4" w:tplc="08090003" w:tentative="1">
+      <w:start w:val="1"/>
+      <w:numFmt w:val="bullet"/>
+      <w:lvlText w:val="o"/>
+      <w:lvlJc w:val="left"/>
+      <w:pPr>
+        <w:ind w:left="3240" w:hanging="360"/>
+      </w:pPr>
+      <w:rPr>
+        <w:rFonts w:ascii="Courier New" w:hAnsi="Courier New" w:hint="default"/>
+      </w:rPr>
+    </w:lvl>
+    <w:lvl w:ilvl="5" w:tplc="08090005" w:tentative="1">
+      <w:start w:val="1"/>
+      <w:numFmt w:val="bullet"/>
+      <w:lvlText w:val=""/>
+      <w:lvlJc w:val="left"/>
+      <w:pPr>
+        <w:ind w:left="3960" w:hanging="360"/>
+      </w:pPr>
+      <w:rPr>
+        <w:rFonts w:ascii="Wingdings" w:hAnsi="Wingdings" w:hint="default"/>
+      </w:rPr>
+    </w:lvl>
+    <w:lvl w:ilvl="6" w:tplc="08090001" w:tentative="1">
+      <w:start w:val="1"/>
+      <w:numFmt w:val="bullet"/>
+      <w:lvlText w:val=""/>
+      <w:lvlJc w:val="left"/>
+      <w:pPr>
+        <w:ind w:left="4680" w:hanging="360"/>
+      </w:pPr>
+      <w:rPr>
+        <w:rFonts w:ascii="Symbol" w:hAnsi="Symbol" w:hint="default"/>
+      </w:rPr>
+    </w:lvl>
+    <w:lvl w:ilvl="7" w:tplc="08090003" w:tentative="1">
+      <w:start w:val="1"/>
+      <w:numFmt w:val="bullet"/>
+      <w:lvlText w:val="o"/>
+      <w:lvlJc w:val="left"/>
+      <w:pPr>
+        <w:ind w:left="5400" w:hanging="360"/>
+      </w:pPr>
+      <w:rPr>
+        <w:rFonts w:ascii="Courier New" w:hAnsi="Courier New" w:hint="default"/>
+      </w:rPr>
+    </w:lvl>
+    <w:lvl w:ilvl="8" w:tplc="08090005" w:tentative="1">
+      <w:start w:val="1"/>
+      <w:numFmt w:val="bullet"/>
+      <w:lvlText w:val=""/>
+      <w:lvlJc w:val="left"/>
+      <w:pPr>
+        <w:ind w:left="6120" w:hanging="360"/>
+      </w:pPr>
+      <w:rPr>
+        <w:rFonts w:ascii="Wingdings" w:hAnsi="Wingdings" w:hint="default"/>
+      </w:rPr>
+    </w:lvl>
+  </w:abstractNum>
+  <w:abstractNum w:abstractNumId="13" w15:restartNumberingAfterBreak="0">
     <w:nsid w:val="3BD05FFD"/>
     <w:multiLevelType w:val="hybridMultilevel"/>
     <w:tmpl w:val="4BB85826"/>
@@ -2899,7 +5507,7 @@
       </w:pPr>
     </w:lvl>
   </w:abstractNum>
-  <w:abstractNum w:abstractNumId="10" w15:restartNumberingAfterBreak="0">
+  <w:abstractNum w:abstractNumId="14" w15:restartNumberingAfterBreak="0">
     <w:nsid w:val="4FDC6496"/>
     <w:multiLevelType w:val="multilevel"/>
     <w:tmpl w:val="48F4121C"/>
@@ -3048,7 +5656,7 @@
       </w:rPr>
     </w:lvl>
   </w:abstractNum>
-  <w:abstractNum w:abstractNumId="11" w15:restartNumberingAfterBreak="0">
+  <w:abstractNum w:abstractNumId="15" w15:restartNumberingAfterBreak="0">
     <w:nsid w:val="64E20DBE"/>
     <w:multiLevelType w:val="hybridMultilevel"/>
     <w:tmpl w:val="E2B83AFE"/>
@@ -3161,7 +5769,7 @@
       </w:rPr>
     </w:lvl>
   </w:abstractNum>
-  <w:abstractNum w:abstractNumId="12" w15:restartNumberingAfterBreak="0">
+  <w:abstractNum w:abstractNumId="16" w15:restartNumberingAfterBreak="0">
     <w:nsid w:val="656A5517"/>
     <w:multiLevelType w:val="hybridMultilevel"/>
     <w:tmpl w:val="4A64655C"/>
@@ -3268,6 +5876,209 @@
       <w:lvlJc w:val="left"/>
       <w:pPr>
         <w:ind w:left="6480" w:hanging="360"/>
+      </w:pPr>
+      <w:rPr>
+        <w:rFonts w:ascii="Wingdings" w:hAnsi="Wingdings" w:hint="default"/>
+      </w:rPr>
+    </w:lvl>
+  </w:abstractNum>
+  <w:abstractNum w:abstractNumId="17" w15:restartNumberingAfterBreak="0">
+    <w:nsid w:val="712F6703"/>
+    <w:multiLevelType w:val="hybridMultilevel"/>
+    <w:tmpl w:val="D41E36E2"/>
+    <w:lvl w:ilvl="0" w:tplc="D5FA4ECA">
+      <w:start w:val="1"/>
+      <w:numFmt w:val="decimal"/>
+      <w:lvlText w:val="%1."/>
+      <w:lvlJc w:val="left"/>
+      <w:pPr>
+        <w:ind w:left="720" w:hanging="360"/>
+      </w:pPr>
+      <w:rPr>
+        <w:b w:val="0"/>
+        <w:bCs w:val="0"/>
+      </w:rPr>
+    </w:lvl>
+    <w:lvl w:ilvl="1" w:tplc="08090019" w:tentative="1">
+      <w:start w:val="1"/>
+      <w:numFmt w:val="lowerLetter"/>
+      <w:lvlText w:val="%2."/>
+      <w:lvlJc w:val="left"/>
+      <w:pPr>
+        <w:ind w:left="1440" w:hanging="360"/>
+      </w:pPr>
+    </w:lvl>
+    <w:lvl w:ilvl="2" w:tplc="0809001B" w:tentative="1">
+      <w:start w:val="1"/>
+      <w:numFmt w:val="lowerRoman"/>
+      <w:lvlText w:val="%3."/>
+      <w:lvlJc w:val="right"/>
+      <w:pPr>
+        <w:ind w:left="2160" w:hanging="180"/>
+      </w:pPr>
+    </w:lvl>
+    <w:lvl w:ilvl="3" w:tplc="0809000F" w:tentative="1">
+      <w:start w:val="1"/>
+      <w:numFmt w:val="decimal"/>
+      <w:lvlText w:val="%4."/>
+      <w:lvlJc w:val="left"/>
+      <w:pPr>
+        <w:ind w:left="2880" w:hanging="360"/>
+      </w:pPr>
+    </w:lvl>
+    <w:lvl w:ilvl="4" w:tplc="08090019" w:tentative="1">
+      <w:start w:val="1"/>
+      <w:numFmt w:val="lowerLetter"/>
+      <w:lvlText w:val="%5."/>
+      <w:lvlJc w:val="left"/>
+      <w:pPr>
+        <w:ind w:left="3600" w:hanging="360"/>
+      </w:pPr>
+    </w:lvl>
+    <w:lvl w:ilvl="5" w:tplc="0809001B" w:tentative="1">
+      <w:start w:val="1"/>
+      <w:numFmt w:val="lowerRoman"/>
+      <w:lvlText w:val="%6."/>
+      <w:lvlJc w:val="right"/>
+      <w:pPr>
+        <w:ind w:left="4320" w:hanging="180"/>
+      </w:pPr>
+    </w:lvl>
+    <w:lvl w:ilvl="6" w:tplc="0809000F" w:tentative="1">
+      <w:start w:val="1"/>
+      <w:numFmt w:val="decimal"/>
+      <w:lvlText w:val="%7."/>
+      <w:lvlJc w:val="left"/>
+      <w:pPr>
+        <w:ind w:left="5040" w:hanging="360"/>
+      </w:pPr>
+    </w:lvl>
+    <w:lvl w:ilvl="7" w:tplc="08090019" w:tentative="1">
+      <w:start w:val="1"/>
+      <w:numFmt w:val="lowerLetter"/>
+      <w:lvlText w:val="%8."/>
+      <w:lvlJc w:val="left"/>
+      <w:pPr>
+        <w:ind w:left="5760" w:hanging="360"/>
+      </w:pPr>
+    </w:lvl>
+    <w:lvl w:ilvl="8" w:tplc="0809001B" w:tentative="1">
+      <w:start w:val="1"/>
+      <w:numFmt w:val="lowerRoman"/>
+      <w:lvlText w:val="%9."/>
+      <w:lvlJc w:val="right"/>
+      <w:pPr>
+        <w:ind w:left="6480" w:hanging="180"/>
+      </w:pPr>
+    </w:lvl>
+  </w:abstractNum>
+  <w:abstractNum w:abstractNumId="18" w15:restartNumberingAfterBreak="0">
+    <w:nsid w:val="72575468"/>
+    <w:multiLevelType w:val="hybridMultilevel"/>
+    <w:tmpl w:val="E30E1D48"/>
+    <w:lvl w:ilvl="0" w:tplc="08090001">
+      <w:start w:val="1"/>
+      <w:numFmt w:val="bullet"/>
+      <w:lvlText w:val=""/>
+      <w:lvlJc w:val="left"/>
+      <w:pPr>
+        <w:ind w:left="360" w:hanging="360"/>
+      </w:pPr>
+      <w:rPr>
+        <w:rFonts w:ascii="Symbol" w:hAnsi="Symbol" w:hint="default"/>
+      </w:rPr>
+    </w:lvl>
+    <w:lvl w:ilvl="1" w:tplc="08090003" w:tentative="1">
+      <w:start w:val="1"/>
+      <w:numFmt w:val="bullet"/>
+      <w:lvlText w:val="o"/>
+      <w:lvlJc w:val="left"/>
+      <w:pPr>
+        <w:ind w:left="1080" w:hanging="360"/>
+      </w:pPr>
+      <w:rPr>
+        <w:rFonts w:ascii="Courier New" w:hAnsi="Courier New" w:hint="default"/>
+      </w:rPr>
+    </w:lvl>
+    <w:lvl w:ilvl="2" w:tplc="08090005" w:tentative="1">
+      <w:start w:val="1"/>
+      <w:numFmt w:val="bullet"/>
+      <w:lvlText w:val=""/>
+      <w:lvlJc w:val="left"/>
+      <w:pPr>
+        <w:ind w:left="1800" w:hanging="360"/>
+      </w:pPr>
+      <w:rPr>
+        <w:rFonts w:ascii="Wingdings" w:hAnsi="Wingdings" w:hint="default"/>
+      </w:rPr>
+    </w:lvl>
+    <w:lvl w:ilvl="3" w:tplc="08090001" w:tentative="1">
+      <w:start w:val="1"/>
+      <w:numFmt w:val="bullet"/>
+      <w:lvlText w:val=""/>
+      <w:lvlJc w:val="left"/>
+      <w:pPr>
+        <w:ind w:left="2520" w:hanging="360"/>
+      </w:pPr>
+      <w:rPr>
+        <w:rFonts w:ascii="Symbol" w:hAnsi="Symbol" w:hint="default"/>
+      </w:rPr>
+    </w:lvl>
+    <w:lvl w:ilvl="4" w:tplc="08090003" w:tentative="1">
+      <w:start w:val="1"/>
+      <w:numFmt w:val="bullet"/>
+      <w:lvlText w:val="o"/>
+      <w:lvlJc w:val="left"/>
+      <w:pPr>
+        <w:ind w:left="3240" w:hanging="360"/>
+      </w:pPr>
+      <w:rPr>
+        <w:rFonts w:ascii="Courier New" w:hAnsi="Courier New" w:hint="default"/>
+      </w:rPr>
+    </w:lvl>
+    <w:lvl w:ilvl="5" w:tplc="08090005" w:tentative="1">
+      <w:start w:val="1"/>
+      <w:numFmt w:val="bullet"/>
+      <w:lvlText w:val=""/>
+      <w:lvlJc w:val="left"/>
+      <w:pPr>
+        <w:ind w:left="3960" w:hanging="360"/>
+      </w:pPr>
+      <w:rPr>
+        <w:rFonts w:ascii="Wingdings" w:hAnsi="Wingdings" w:hint="default"/>
+      </w:rPr>
+    </w:lvl>
+    <w:lvl w:ilvl="6" w:tplc="08090001" w:tentative="1">
+      <w:start w:val="1"/>
+      <w:numFmt w:val="bullet"/>
+      <w:lvlText w:val=""/>
+      <w:lvlJc w:val="left"/>
+      <w:pPr>
+        <w:ind w:left="4680" w:hanging="360"/>
+      </w:pPr>
+      <w:rPr>
+        <w:rFonts w:ascii="Symbol" w:hAnsi="Symbol" w:hint="default"/>
+      </w:rPr>
+    </w:lvl>
+    <w:lvl w:ilvl="7" w:tplc="08090003" w:tentative="1">
+      <w:start w:val="1"/>
+      <w:numFmt w:val="bullet"/>
+      <w:lvlText w:val="o"/>
+      <w:lvlJc w:val="left"/>
+      <w:pPr>
+        <w:ind w:left="5400" w:hanging="360"/>
+      </w:pPr>
+      <w:rPr>
+        <w:rFonts w:ascii="Courier New" w:hAnsi="Courier New" w:hint="default"/>
+      </w:rPr>
+    </w:lvl>
+    <w:lvl w:ilvl="8" w:tplc="08090005" w:tentative="1">
+      <w:start w:val="1"/>
+      <w:numFmt w:val="bullet"/>
+      <w:lvlText w:val=""/>
+      <w:lvlJc w:val="left"/>
+      <w:pPr>
+        <w:ind w:left="6120" w:hanging="360"/>
       </w:pPr>
       <w:rPr>
         <w:rFonts w:ascii="Wingdings" w:hAnsi="Wingdings" w:hint="default"/>
@@ -3281,16 +6092,16 @@
     <w:abstractNumId w:val="2"/>
   </w:num>
   <w:num w:numId="3" w16cid:durableId="751437227">
+    <w:abstractNumId w:val="7"/>
+  </w:num>
+  <w:num w:numId="4" w16cid:durableId="52388365">
     <w:abstractNumId w:val="5"/>
   </w:num>
-  <w:num w:numId="4" w16cid:durableId="52388365">
-    <w:abstractNumId w:val="4"/>
-  </w:num>
   <w:num w:numId="5" w16cid:durableId="512846499">
-    <w:abstractNumId w:val="10"/>
+    <w:abstractNumId w:val="14"/>
   </w:num>
   <w:num w:numId="6" w16cid:durableId="409474260">
-    <w:abstractNumId w:val="8"/>
+    <w:abstractNumId w:val="11"/>
   </w:num>
   <w:num w:numId="7" w16cid:durableId="1758866608">
     <w:abstractNumId w:val="1"/>
@@ -3299,19 +6110,37 @@
     <w:abstractNumId w:val="3"/>
   </w:num>
   <w:num w:numId="9" w16cid:durableId="757871897">
+    <w:abstractNumId w:val="13"/>
+  </w:num>
+  <w:num w:numId="10" w16cid:durableId="720397479">
+    <w:abstractNumId w:val="10"/>
+  </w:num>
+  <w:num w:numId="11" w16cid:durableId="834565320">
+    <w:abstractNumId w:val="15"/>
+  </w:num>
+  <w:num w:numId="12" w16cid:durableId="752698583">
+    <w:abstractNumId w:val="8"/>
+  </w:num>
+  <w:num w:numId="13" w16cid:durableId="686908962">
+    <w:abstractNumId w:val="16"/>
+  </w:num>
+  <w:num w:numId="14" w16cid:durableId="358966890">
     <w:abstractNumId w:val="9"/>
   </w:num>
-  <w:num w:numId="10" w16cid:durableId="720397479">
-    <w:abstractNumId w:val="7"/>
+  <w:num w:numId="15" w16cid:durableId="778910975">
+    <w:abstractNumId w:val="12"/>
   </w:num>
-  <w:num w:numId="11" w16cid:durableId="834565320">
-    <w:abstractNumId w:val="11"/>
-  </w:num>
-  <w:num w:numId="12" w16cid:durableId="752698583">
+  <w:num w:numId="16" w16cid:durableId="1959755574">
     <w:abstractNumId w:val="6"/>
   </w:num>
-  <w:num w:numId="13" w16cid:durableId="686908962">
-    <w:abstractNumId w:val="12"/>
+  <w:num w:numId="17" w16cid:durableId="2003701343">
+    <w:abstractNumId w:val="18"/>
+  </w:num>
+  <w:num w:numId="18" w16cid:durableId="1808934357">
+    <w:abstractNumId w:val="4"/>
+  </w:num>
+  <w:num w:numId="19" w16cid:durableId="2079935832">
+    <w:abstractNumId w:val="17"/>
   </w:num>
 </w:numbering>
 </file>
@@ -3724,7 +6553,7 @@
     <w:link w:val="Heading1Char"/>
     <w:uiPriority w:val="9"/>
     <w:qFormat/>
-    <w:rsid w:val="00C5142B"/>
+    <w:rsid w:val="003A0045"/>
     <w:pPr>
       <w:keepNext/>
       <w:keepLines/>
@@ -3744,7 +6573,6 @@
     <w:next w:val="Normal"/>
     <w:link w:val="Heading2Char"/>
     <w:uiPriority w:val="9"/>
-    <w:semiHidden/>
     <w:unhideWhenUsed/>
     <w:qFormat/>
     <w:rsid w:val="00C5142B"/>
@@ -3767,7 +6595,6 @@
     <w:next w:val="Normal"/>
     <w:link w:val="Heading3Char"/>
     <w:uiPriority w:val="9"/>
-    <w:semiHidden/>
     <w:unhideWhenUsed/>
     <w:qFormat/>
     <w:rsid w:val="00C5142B"/>
@@ -3813,7 +6640,6 @@
     <w:next w:val="Normal"/>
     <w:link w:val="Heading5Char"/>
     <w:uiPriority w:val="9"/>
-    <w:semiHidden/>
     <w:unhideWhenUsed/>
     <w:qFormat/>
     <w:rsid w:val="00C5142B"/>
@@ -3919,7 +6745,6 @@
   <w:style w:type="character" w:default="1" w:styleId="DefaultParagraphFont">
     <w:name w:val="Default Paragraph Font"/>
     <w:uiPriority w:val="1"/>
-    <w:semiHidden/>
     <w:unhideWhenUsed/>
   </w:style>
   <w:style w:type="table" w:default="1" w:styleId="TableNormal">
@@ -3948,7 +6773,7 @@
     <w:basedOn w:val="DefaultParagraphFont"/>
     <w:link w:val="Heading1"/>
     <w:uiPriority w:val="9"/>
-    <w:rsid w:val="00C5142B"/>
+    <w:rsid w:val="003A0045"/>
     <w:rPr>
       <w:rFonts w:asciiTheme="majorHAnsi" w:eastAsiaTheme="majorEastAsia" w:hAnsiTheme="majorHAnsi" w:cstheme="majorBidi"/>
       <w:color w:val="0F4761" w:themeColor="accent1" w:themeShade="BF"/>
@@ -3961,7 +6786,6 @@
     <w:basedOn w:val="DefaultParagraphFont"/>
     <w:link w:val="Heading2"/>
     <w:uiPriority w:val="9"/>
-    <w:semiHidden/>
     <w:rsid w:val="00C5142B"/>
     <w:rPr>
       <w:rFonts w:asciiTheme="majorHAnsi" w:eastAsiaTheme="majorEastAsia" w:hAnsiTheme="majorHAnsi" w:cstheme="majorBidi"/>
@@ -3975,7 +6799,6 @@
     <w:basedOn w:val="DefaultParagraphFont"/>
     <w:link w:val="Heading3"/>
     <w:uiPriority w:val="9"/>
-    <w:semiHidden/>
     <w:rsid w:val="00C5142B"/>
     <w:rPr>
       <w:rFonts w:eastAsiaTheme="majorEastAsia" w:cstheme="majorBidi"/>
@@ -4003,7 +6826,6 @@
     <w:basedOn w:val="DefaultParagraphFont"/>
     <w:link w:val="Heading5"/>
     <w:uiPriority w:val="9"/>
-    <w:semiHidden/>
     <w:rsid w:val="00C5142B"/>
     <w:rPr>
       <w:rFonts w:eastAsiaTheme="majorEastAsia" w:cstheme="majorBidi"/>
@@ -4272,6 +7094,136 @@
         <w:right w:val="single" w:sz="4" w:space="0" w:color="auto"/>
         <w:insideH w:val="single" w:sz="4" w:space="0" w:color="auto"/>
         <w:insideV w:val="single" w:sz="4" w:space="0" w:color="auto"/>
+      </w:tblBorders>
+    </w:tblPr>
+  </w:style>
+  <w:style w:type="character" w:styleId="Strong">
+    <w:name w:val="Strong"/>
+    <w:basedOn w:val="DefaultParagraphFont"/>
+    <w:uiPriority w:val="22"/>
+    <w:qFormat/>
+    <w:rsid w:val="003A0045"/>
+    <w:rPr>
+      <w:b/>
+      <w:bCs/>
+    </w:rPr>
+  </w:style>
+  <w:style w:type="paragraph" w:styleId="Header">
+    <w:name w:val="header"/>
+    <w:basedOn w:val="Normal"/>
+    <w:link w:val="HeaderChar"/>
+    <w:uiPriority w:val="99"/>
+    <w:unhideWhenUsed/>
+    <w:rsid w:val="003A0045"/>
+    <w:pPr>
+      <w:tabs>
+        <w:tab w:val="center" w:pos="4513"/>
+        <w:tab w:val="right" w:pos="9026"/>
+      </w:tabs>
+      <w:spacing w:after="0" w:line="240" w:lineRule="auto"/>
+    </w:pPr>
+  </w:style>
+  <w:style w:type="character" w:customStyle="1" w:styleId="HeaderChar">
+    <w:name w:val="Header Char"/>
+    <w:basedOn w:val="DefaultParagraphFont"/>
+    <w:link w:val="Header"/>
+    <w:uiPriority w:val="99"/>
+    <w:rsid w:val="003A0045"/>
+  </w:style>
+  <w:style w:type="paragraph" w:styleId="Footer">
+    <w:name w:val="footer"/>
+    <w:basedOn w:val="Normal"/>
+    <w:link w:val="FooterChar"/>
+    <w:uiPriority w:val="99"/>
+    <w:unhideWhenUsed/>
+    <w:rsid w:val="003A0045"/>
+    <w:pPr>
+      <w:tabs>
+        <w:tab w:val="center" w:pos="4513"/>
+        <w:tab w:val="right" w:pos="9026"/>
+      </w:tabs>
+      <w:spacing w:after="0" w:line="240" w:lineRule="auto"/>
+    </w:pPr>
+  </w:style>
+  <w:style w:type="character" w:customStyle="1" w:styleId="FooterChar">
+    <w:name w:val="Footer Char"/>
+    <w:basedOn w:val="DefaultParagraphFont"/>
+    <w:link w:val="Footer"/>
+    <w:uiPriority w:val="99"/>
+    <w:rsid w:val="003A0045"/>
+  </w:style>
+  <w:style w:type="paragraph" w:styleId="TOC1">
+    <w:name w:val="toc 1"/>
+    <w:basedOn w:val="Normal"/>
+    <w:next w:val="Normal"/>
+    <w:autoRedefine/>
+    <w:uiPriority w:val="39"/>
+    <w:unhideWhenUsed/>
+    <w:rsid w:val="003A0045"/>
+    <w:pPr>
+      <w:spacing w:before="120" w:after="120"/>
+    </w:pPr>
+    <w:rPr>
+      <w:b/>
+      <w:bCs/>
+      <w:caps/>
+      <w:sz w:val="20"/>
+      <w:szCs w:val="20"/>
+    </w:rPr>
+  </w:style>
+  <w:style w:type="paragraph" w:styleId="TOC2">
+    <w:name w:val="toc 2"/>
+    <w:basedOn w:val="Normal"/>
+    <w:next w:val="Normal"/>
+    <w:autoRedefine/>
+    <w:uiPriority w:val="39"/>
+    <w:unhideWhenUsed/>
+    <w:rsid w:val="003A0045"/>
+    <w:pPr>
+      <w:spacing w:after="0"/>
+      <w:ind w:left="240"/>
+    </w:pPr>
+    <w:rPr>
+      <w:smallCaps/>
+      <w:sz w:val="20"/>
+      <w:szCs w:val="20"/>
+    </w:rPr>
+  </w:style>
+  <w:style w:type="paragraph" w:styleId="TOC3">
+    <w:name w:val="toc 3"/>
+    <w:basedOn w:val="Normal"/>
+    <w:next w:val="Normal"/>
+    <w:autoRedefine/>
+    <w:uiPriority w:val="39"/>
+    <w:unhideWhenUsed/>
+    <w:rsid w:val="003A0045"/>
+    <w:pPr>
+      <w:spacing w:after="0"/>
+      <w:ind w:left="480"/>
+    </w:pPr>
+    <w:rPr>
+      <w:i/>
+      <w:iCs/>
+      <w:sz w:val="20"/>
+      <w:szCs w:val="20"/>
+    </w:rPr>
+  </w:style>
+  <w:style w:type="table" w:styleId="TableGridLight">
+    <w:name w:val="Grid Table Light"/>
+    <w:basedOn w:val="TableNormal"/>
+    <w:uiPriority w:val="40"/>
+    <w:rsid w:val="00F76D63"/>
+    <w:pPr>
+      <w:spacing w:after="0" w:line="240" w:lineRule="auto"/>
+    </w:pPr>
+    <w:tblPr>
+      <w:tblBorders>
+        <w:top w:val="single" w:sz="4" w:space="0" w:color="BFBFBF" w:themeColor="background1" w:themeShade="BF"/>
+        <w:left w:val="single" w:sz="4" w:space="0" w:color="BFBFBF" w:themeColor="background1" w:themeShade="BF"/>
+        <w:bottom w:val="single" w:sz="4" w:space="0" w:color="BFBFBF" w:themeColor="background1" w:themeShade="BF"/>
+        <w:right w:val="single" w:sz="4" w:space="0" w:color="BFBFBF" w:themeColor="background1" w:themeShade="BF"/>
+        <w:insideH w:val="single" w:sz="4" w:space="0" w:color="BFBFBF" w:themeColor="background1" w:themeShade="BF"/>
+        <w:insideV w:val="single" w:sz="4" w:space="0" w:color="BFBFBF" w:themeColor="background1" w:themeShade="BF"/>
       </w:tblBorders>
     </w:tblPr>
   </w:style>
